--- a/Collatio/0.3 Introducción/3. Edición/Introducción.docx
+++ b/Collatio/0.3 Introducción/3. Edición/Introducción.docx
@@ -51,7 +51,39 @@
           <w:rFonts w:ascii="Brill" w:hAnsi="Brill"/>
           <w:lang w:val="es-ES"/>
         </w:rPr>
-        <w:t xml:space="preserve"> tu discípulo e tú me as enseñado mucho bien</w:t>
+        <w:t xml:space="preserve"> tu discípulo </w:t>
+      </w:r>
+      <w:proofErr w:type="gramStart"/>
+      <w:r>
+        <w:rPr>
+          <w:rFonts w:ascii="Brill" w:hAnsi="Brill"/>
+          <w:lang w:val="es-ES"/>
+        </w:rPr>
+        <w:t>e</w:t>
+      </w:r>
+      <w:proofErr w:type="gramEnd"/>
+      <w:r>
+        <w:rPr>
+          <w:rFonts w:ascii="Brill" w:hAnsi="Brill"/>
+          <w:lang w:val="es-ES"/>
+        </w:rPr>
+        <w:t xml:space="preserve"> tú me </w:t>
+      </w:r>
+      <w:proofErr w:type="spellStart"/>
+      <w:r>
+        <w:rPr>
+          <w:rFonts w:ascii="Brill" w:hAnsi="Brill"/>
+          <w:lang w:val="es-ES"/>
+        </w:rPr>
+        <w:t>as</w:t>
+      </w:r>
+      <w:proofErr w:type="spellEnd"/>
+      <w:r>
+        <w:rPr>
+          <w:rFonts w:ascii="Brill" w:hAnsi="Brill"/>
+          <w:lang w:val="es-ES"/>
+        </w:rPr>
+        <w:t xml:space="preserve"> enseñado mucho bien</w:t>
       </w:r>
       <w:r>
         <w:rPr>
@@ -255,7 +287,35 @@
           <w:rFonts w:ascii="Brill" w:hAnsi="Brill"/>
           <w:lang w:val="es-ES"/>
         </w:rPr>
-        <w:t>si amuestran</w:t>
+        <w:t>si muestran tan bien a sus discípulos como t</w:t>
+      </w:r>
+      <w:r>
+        <w:rPr>
+          <w:rFonts w:ascii="Brill" w:hAnsi="Brill"/>
+          <w:lang w:val="es-ES"/>
+        </w:rPr>
+        <w:t>ú</w:t>
+      </w:r>
+      <w:r>
+        <w:rPr>
+          <w:rFonts w:ascii="Brill" w:hAnsi="Brill"/>
+          <w:lang w:val="es-ES"/>
+        </w:rPr>
+        <w:t xml:space="preserve"> </w:t>
+      </w:r>
+      <w:r>
+        <w:rPr>
+          <w:rFonts w:ascii="Brill" w:hAnsi="Brill"/>
+          <w:lang w:val="es-ES"/>
+        </w:rPr>
+        <w:t xml:space="preserve">me </w:t>
+      </w:r>
+      <w:r>
+        <w:rPr>
+          <w:rFonts w:ascii="Brill" w:hAnsi="Brill"/>
+          <w:lang w:val="es-ES"/>
+        </w:rPr>
+        <w:t>muestras</w:t>
       </w:r>
       <w:r>
         <w:rPr>
@@ -264,35 +324,6 @@
           <w:lang w:val="es-ES"/>
         </w:rPr>
         <w:footnoteReference w:id="2"/>
-      </w:r>
-      <w:r>
-        <w:rPr>
-          <w:rFonts w:ascii="Brill" w:hAnsi="Brill"/>
-          <w:lang w:val="es-ES"/>
-        </w:rPr>
-        <w:t xml:space="preserve"> tan bien a sus discípulos como t</w:t>
-      </w:r>
-      <w:r>
-        <w:rPr>
-          <w:rFonts w:ascii="Brill" w:hAnsi="Brill"/>
-          <w:lang w:val="es-ES"/>
-        </w:rPr>
-        <w:t>ú</w:t>
-      </w:r>
-      <w:r>
-        <w:rPr>
-          <w:rFonts w:ascii="Brill" w:hAnsi="Brill"/>
-          <w:lang w:val="es-ES"/>
-        </w:rPr>
-        <w:t xml:space="preserve"> muestras</w:t>
-      </w:r>
-      <w:r>
-        <w:rPr>
-          <w:rStyle w:val="Appelnotedebasdep"/>
-          <w:rFonts w:ascii="Brill" w:hAnsi="Brill"/>
-          <w:lang w:val="es-ES"/>
-        </w:rPr>
-        <w:footnoteReference w:id="3"/>
       </w:r>
       <w:r>
         <w:rPr>
@@ -353,6 +384,51 @@
           <w:rFonts w:ascii="Brill" w:hAnsi="Brill"/>
           <w:lang w:val="es-ES"/>
         </w:rPr>
+        <w:footnoteReference w:id="3"/>
+      </w:r>
+      <w:r>
+        <w:rPr>
+          <w:rFonts w:ascii="Brill" w:hAnsi="Brill"/>
+          <w:lang w:val="es-ES"/>
+        </w:rPr>
+        <w:t xml:space="preserve"> que </w:t>
+      </w:r>
+      <w:proofErr w:type="gramStart"/>
+      <w:r>
+        <w:rPr>
+          <w:rFonts w:ascii="Brill" w:hAnsi="Brill"/>
+          <w:lang w:val="es-ES"/>
+        </w:rPr>
+        <w:t>ove</w:t>
+      </w:r>
+      <w:proofErr w:type="gramEnd"/>
+      <w:r>
+        <w:rPr>
+          <w:rFonts w:ascii="Brill" w:hAnsi="Brill"/>
+          <w:lang w:val="es-ES"/>
+        </w:rPr>
+        <w:t xml:space="preserve"> de entrar en una d</w:t>
+      </w:r>
+      <w:r>
+        <w:rPr>
+          <w:rFonts w:ascii="Brill" w:hAnsi="Brill"/>
+          <w:lang w:val="es-ES"/>
+        </w:rPr>
+        <w:t>’</w:t>
+      </w:r>
+      <w:r>
+        <w:rPr>
+          <w:rFonts w:ascii="Brill" w:hAnsi="Brill"/>
+          <w:lang w:val="es-ES"/>
+        </w:rPr>
+        <w:t>estas</w:t>
+      </w:r>
+      <w:r>
+        <w:rPr>
+          <w:rStyle w:val="Appelnotedebasdep"/>
+          <w:rFonts w:ascii="Brill" w:hAnsi="Brill"/>
+          <w:lang w:val="es-ES"/>
+        </w:rPr>
         <w:footnoteReference w:id="4"/>
       </w:r>
       <w:r>
@@ -360,21 +436,7 @@
           <w:rFonts w:ascii="Brill" w:hAnsi="Brill"/>
           <w:lang w:val="es-ES"/>
         </w:rPr>
-        <w:t xml:space="preserve"> que ove de entrar en una d</w:t>
-      </w:r>
-      <w:r>
-        <w:rPr>
-          <w:rFonts w:ascii="Brill" w:hAnsi="Brill"/>
-          <w:lang w:val="es-ES"/>
-        </w:rPr>
-        <w:t>’</w:t>
-      </w:r>
-      <w:r>
-        <w:rPr>
-          <w:rFonts w:ascii="Brill" w:hAnsi="Brill"/>
-          <w:lang w:val="es-ES"/>
-        </w:rPr>
-        <w:t>estas</w:t>
+        <w:t xml:space="preserve"> escuelas en que leen el arte que llaman de las</w:t>
       </w:r>
       <w:r>
         <w:rPr>
@@ -389,7 +451,128 @@
           <w:rFonts w:ascii="Brill" w:hAnsi="Brill"/>
           <w:lang w:val="es-ES"/>
         </w:rPr>
-        <w:t xml:space="preserve"> escuelas en que leen el arte que llaman de las</w:t>
+        <w:t xml:space="preserve"> naturas</w:t>
+      </w:r>
+      <w:r>
+        <w:rPr>
+          <w:rFonts w:ascii="Brill" w:hAnsi="Brill"/>
+          <w:lang w:val="es-ES"/>
+        </w:rPr>
+        <w:t>,</w:t>
+      </w:r>
+      <w:r>
+        <w:rPr>
+          <w:rFonts w:ascii="Brill" w:hAnsi="Brill"/>
+          <w:lang w:val="es-ES"/>
+        </w:rPr>
+        <w:t xml:space="preserve"> e fall</w:t>
+      </w:r>
+      <w:r>
+        <w:rPr>
+          <w:rFonts w:ascii="Brill" w:hAnsi="Brill"/>
+          <w:lang w:val="es-ES"/>
+        </w:rPr>
+        <w:t>é</w:t>
+      </w:r>
+      <w:r>
+        <w:rPr>
+          <w:rFonts w:ascii="Brill" w:hAnsi="Brill"/>
+          <w:lang w:val="es-ES"/>
+        </w:rPr>
+        <w:t xml:space="preserve"> </w:t>
+      </w:r>
+      <w:r>
+        <w:rPr>
+          <w:rFonts w:ascii="Brill" w:hAnsi="Brill"/>
+          <w:lang w:val="es-ES"/>
+        </w:rPr>
+        <w:t>ý</w:t>
+      </w:r>
+      <w:r>
+        <w:rPr>
+          <w:rFonts w:ascii="Brill" w:hAnsi="Brill"/>
+          <w:lang w:val="es-ES"/>
+        </w:rPr>
+        <w:t xml:space="preserve"> </w:t>
+      </w:r>
+      <w:proofErr w:type="spellStart"/>
+      <w:r>
+        <w:rPr>
+          <w:rFonts w:ascii="Brill" w:hAnsi="Brill"/>
+          <w:lang w:val="es-ES"/>
+        </w:rPr>
+        <w:t>buelta</w:t>
+      </w:r>
+      <w:proofErr w:type="spellEnd"/>
+      <w:r>
+        <w:rPr>
+          <w:rFonts w:ascii="Brill" w:hAnsi="Brill"/>
+          <w:lang w:val="es-ES"/>
+        </w:rPr>
+        <w:t xml:space="preserve"> muy gran disputaci</w:t>
+      </w:r>
+      <w:r>
+        <w:rPr>
+          <w:rFonts w:ascii="Brill" w:hAnsi="Brill"/>
+          <w:lang w:val="es-ES"/>
+        </w:rPr>
+        <w:t>ó</w:t>
+      </w:r>
+      <w:r>
+        <w:rPr>
+          <w:rFonts w:ascii="Brill" w:hAnsi="Brill"/>
+          <w:lang w:val="es-ES"/>
+        </w:rPr>
+        <w:t>n entre los escolares con su maestro</w:t>
+      </w:r>
+      <w:r>
+        <w:rPr>
+          <w:rFonts w:ascii="Brill" w:hAnsi="Brill"/>
+          <w:lang w:val="es-ES"/>
+        </w:rPr>
+        <w:t>.</w:t>
+      </w:r>
+      <w:r>
+        <w:rPr>
+          <w:rFonts w:ascii="Brill" w:hAnsi="Brill"/>
+          <w:lang w:val="es-ES"/>
+        </w:rPr>
+        <w:t xml:space="preserve"> </w:t>
+      </w:r>
+      <w:r>
+        <w:rPr>
+          <w:rFonts w:ascii="Brill" w:hAnsi="Brill"/>
+          <w:lang w:val="es-ES"/>
+        </w:rPr>
+        <w:t>E</w:t>
+      </w:r>
+      <w:r>
+        <w:rPr>
+          <w:rFonts w:ascii="Brill" w:hAnsi="Brill"/>
+          <w:lang w:val="es-ES"/>
+        </w:rPr>
+        <w:t xml:space="preserve"> tamaño fue el sabor que ende ove de aquellas cosas que </w:t>
+      </w:r>
+      <w:r>
+        <w:rPr>
+          <w:rFonts w:ascii="Brill" w:hAnsi="Brill"/>
+          <w:lang w:val="es-ES"/>
+        </w:rPr>
+        <w:t>ý</w:t>
+      </w:r>
+      <w:r>
+        <w:rPr>
+          <w:rFonts w:ascii="Brill" w:hAnsi="Brill"/>
+          <w:lang w:val="es-ES"/>
+        </w:rPr>
+        <w:t xml:space="preserve"> </w:t>
+      </w:r>
+      <w:r>
+        <w:rPr>
+          <w:rFonts w:ascii="Brill" w:hAnsi="Brill"/>
+          <w:lang w:val="es-ES"/>
+        </w:rPr>
+        <w:t>oí</w:t>
       </w:r>
       <w:r>
         <w:rPr>
@@ -404,7 +587,184 @@
           <w:rFonts w:ascii="Brill" w:hAnsi="Brill"/>
           <w:lang w:val="es-ES"/>
         </w:rPr>
-        <w:t xml:space="preserve"> naturas</w:t>
+        <w:t xml:space="preserve"> disputar </w:t>
+      </w:r>
+      <w:r>
+        <w:rPr>
+          <w:rFonts w:ascii="Brill" w:hAnsi="Brill"/>
+          <w:lang w:val="es-ES"/>
+        </w:rPr>
+        <w:t>—</w:t>
+      </w:r>
+      <w:r>
+        <w:rPr>
+          <w:rFonts w:ascii="Brill" w:hAnsi="Brill"/>
+          <w:lang w:val="es-ES"/>
+        </w:rPr>
+        <w:t>que qui</w:t>
+      </w:r>
+      <w:r>
+        <w:rPr>
+          <w:rFonts w:ascii="Brill" w:hAnsi="Brill"/>
+          <w:lang w:val="es-ES"/>
+        </w:rPr>
+        <w:t>é</w:t>
+      </w:r>
+      <w:r>
+        <w:rPr>
+          <w:rFonts w:ascii="Brill" w:hAnsi="Brill"/>
+          <w:lang w:val="es-ES"/>
+        </w:rPr>
+        <w:t>rome vos manifestar de toda la verdad</w:t>
+      </w:r>
+      <w:r>
+        <w:rPr>
+          <w:rFonts w:ascii="Brill" w:hAnsi="Brill"/>
+          <w:lang w:val="es-ES"/>
+        </w:rPr>
+        <w:t xml:space="preserve">—, </w:t>
+      </w:r>
+      <w:r>
+        <w:rPr>
+          <w:rFonts w:ascii="Brill" w:hAnsi="Brill"/>
+          <w:lang w:val="es-ES"/>
+        </w:rPr>
+        <w:t>que</w:t>
+      </w:r>
+      <w:r>
+        <w:rPr>
+          <w:rStyle w:val="Appelnotedebasdep"/>
+          <w:rFonts w:ascii="Brill" w:hAnsi="Brill"/>
+          <w:lang w:val="es-ES"/>
+        </w:rPr>
+        <w:footnoteReference w:id="7"/>
+      </w:r>
+      <w:r>
+        <w:rPr>
+          <w:rFonts w:ascii="Brill" w:hAnsi="Brill"/>
+          <w:lang w:val="es-ES"/>
+        </w:rPr>
+        <w:t xml:space="preserve"> torne </w:t>
+      </w:r>
+      <w:r>
+        <w:rPr>
+          <w:rFonts w:ascii="Brill" w:hAnsi="Brill"/>
+          <w:lang w:val="es-ES"/>
+        </w:rPr>
+        <w:t>ý</w:t>
+      </w:r>
+      <w:r>
+        <w:rPr>
+          <w:rFonts w:ascii="Brill" w:hAnsi="Brill"/>
+          <w:lang w:val="es-ES"/>
+        </w:rPr>
+        <w:t xml:space="preserve"> otras muchas vegadas por </w:t>
+      </w:r>
+      <w:r>
+        <w:rPr>
+          <w:rFonts w:ascii="Brill" w:hAnsi="Brill"/>
+          <w:lang w:val="es-ES"/>
+        </w:rPr>
+        <w:t>oír</w:t>
+      </w:r>
+      <w:r>
+        <w:rPr>
+          <w:rFonts w:ascii="Brill" w:hAnsi="Brill"/>
+          <w:lang w:val="es-ES"/>
+        </w:rPr>
+        <w:t xml:space="preserve"> que aprendiese </w:t>
+      </w:r>
+      <w:r>
+        <w:rPr>
+          <w:rFonts w:ascii="Brill" w:hAnsi="Brill"/>
+          <w:lang w:val="es-ES"/>
+        </w:rPr>
+        <w:t>más</w:t>
+      </w:r>
+      <w:r>
+        <w:rPr>
+          <w:rFonts w:ascii="Brill" w:hAnsi="Brill"/>
+          <w:lang w:val="es-ES"/>
+        </w:rPr>
+        <w:t>.</w:t>
+      </w:r>
+      <w:r>
+        <w:rPr>
+          <w:rFonts w:ascii="Brill" w:hAnsi="Brill"/>
+          <w:lang w:val="es-ES"/>
+        </w:rPr>
+        <w:t xml:space="preserve"> </w:t>
+      </w:r>
+      <w:r>
+        <w:rPr>
+          <w:rFonts w:ascii="Brill" w:hAnsi="Brill"/>
+          <w:lang w:val="es-ES"/>
+        </w:rPr>
+        <w:t>E</w:t>
+      </w:r>
+      <w:r>
+        <w:rPr>
+          <w:rFonts w:ascii="Brill" w:hAnsi="Brill"/>
+          <w:lang w:val="es-ES"/>
+        </w:rPr>
+        <w:t xml:space="preserve"> </w:t>
+      </w:r>
+      <w:r>
+        <w:rPr>
+          <w:rFonts w:ascii="Brill" w:hAnsi="Brill"/>
+          <w:lang w:val="es-ES"/>
+        </w:rPr>
+        <w:t>cuando</w:t>
+      </w:r>
+      <w:r>
+        <w:rPr>
+          <w:rFonts w:ascii="Brill" w:hAnsi="Brill"/>
+          <w:lang w:val="es-ES"/>
+        </w:rPr>
+        <w:t xml:space="preserve"> bien par</w:t>
+      </w:r>
+      <w:r>
+        <w:rPr>
+          <w:rFonts w:ascii="Brill" w:hAnsi="Brill"/>
+          <w:lang w:val="es-ES"/>
+        </w:rPr>
+        <w:t>é</w:t>
+      </w:r>
+      <w:r>
+        <w:rPr>
+          <w:rStyle w:val="Appelnotedebasdep"/>
+          <w:rFonts w:ascii="Brill" w:hAnsi="Brill"/>
+          <w:lang w:val="es-ES"/>
+        </w:rPr>
+        <w:footnoteReference w:id="8"/>
+      </w:r>
+      <w:r>
+        <w:rPr>
+          <w:rFonts w:ascii="Brill" w:hAnsi="Brill"/>
+          <w:lang w:val="es-ES"/>
+        </w:rPr>
+        <w:t xml:space="preserve"> mientes en aquellas cosas que </w:t>
+      </w:r>
+      <w:r>
+        <w:rPr>
+          <w:rFonts w:ascii="Brill" w:hAnsi="Brill"/>
+          <w:lang w:val="es-ES"/>
+        </w:rPr>
+        <w:t>allí</w:t>
+      </w:r>
+      <w:r>
+        <w:rPr>
+          <w:rFonts w:ascii="Brill" w:hAnsi="Brill"/>
+          <w:lang w:val="es-ES"/>
+        </w:rPr>
+        <w:t xml:space="preserve"> </w:t>
+      </w:r>
+      <w:r>
+        <w:rPr>
+          <w:rFonts w:ascii="Brill" w:hAnsi="Brill"/>
+          <w:lang w:val="es-ES"/>
+        </w:rPr>
+        <w:t>oí</w:t>
       </w:r>
       <w:r>
         <w:rPr>
@@ -418,7 +778,198 @@
           <w:rFonts w:ascii="Brill" w:hAnsi="Brill"/>
           <w:lang w:val="es-ES"/>
         </w:rPr>
-        <w:t xml:space="preserve"> e fall</w:t>
+        <w:t xml:space="preserve"> falle que muchas</w:t>
+      </w:r>
+      <w:r>
+        <w:rPr>
+          <w:rStyle w:val="Appelnotedebasdep"/>
+          <w:rFonts w:ascii="Brill" w:hAnsi="Brill"/>
+          <w:lang w:val="es-ES"/>
+        </w:rPr>
+        <w:footnoteReference w:id="9"/>
+      </w:r>
+      <w:r>
+        <w:rPr>
+          <w:rFonts w:ascii="Brill" w:hAnsi="Brill"/>
+          <w:lang w:val="es-ES"/>
+        </w:rPr>
+        <w:t xml:space="preserve"> eran contrarias de las que </w:t>
+      </w:r>
+      <w:r>
+        <w:rPr>
+          <w:rFonts w:ascii="Brill" w:hAnsi="Brill"/>
+          <w:lang w:val="es-ES"/>
+        </w:rPr>
+        <w:t>oí</w:t>
+      </w:r>
+      <w:r>
+        <w:rPr>
+          <w:rFonts w:ascii="Brill" w:hAnsi="Brill"/>
+          <w:lang w:val="es-ES"/>
+        </w:rPr>
+        <w:t xml:space="preserve"> a </w:t>
+      </w:r>
+      <w:proofErr w:type="spellStart"/>
+      <w:r>
+        <w:rPr>
+          <w:rFonts w:ascii="Brill" w:hAnsi="Brill"/>
+          <w:lang w:val="es-ES"/>
+        </w:rPr>
+        <w:t>v</w:t>
+      </w:r>
+      <w:r>
+        <w:rPr>
+          <w:rFonts w:ascii="Brill" w:hAnsi="Brill"/>
+          <w:lang w:val="es-ES"/>
+        </w:rPr>
+        <w:t>ó</w:t>
+      </w:r>
+      <w:r>
+        <w:rPr>
+          <w:rFonts w:ascii="Brill" w:hAnsi="Brill"/>
+          <w:lang w:val="es-ES"/>
+        </w:rPr>
+        <w:t>s</w:t>
+      </w:r>
+      <w:proofErr w:type="spellEnd"/>
+      <w:r>
+        <w:rPr>
+          <w:rFonts w:ascii="Brill" w:hAnsi="Brill"/>
+          <w:lang w:val="es-ES"/>
+        </w:rPr>
+        <w:t>;</w:t>
+      </w:r>
+      <w:r>
+        <w:rPr>
+          <w:rFonts w:ascii="Brill" w:hAnsi="Brill"/>
+          <w:lang w:val="es-ES"/>
+        </w:rPr>
+        <w:t xml:space="preserve"> e enante</w:t>
+      </w:r>
+      <w:r>
+        <w:rPr>
+          <w:rStyle w:val="Appelnotedebasdep"/>
+          <w:rFonts w:ascii="Brill" w:hAnsi="Brill"/>
+          <w:lang w:val="es-ES"/>
+        </w:rPr>
+        <w:footnoteReference w:id="10"/>
+      </w:r>
+      <w:r>
+        <w:rPr>
+          <w:rFonts w:ascii="Brill" w:hAnsi="Brill"/>
+          <w:lang w:val="es-ES"/>
+        </w:rPr>
+        <w:t xml:space="preserve"> que lo oviese a disputar con otro escolar</w:t>
+      </w:r>
+      <w:r>
+        <w:rPr>
+          <w:rFonts w:ascii="Brill" w:hAnsi="Brill"/>
+          <w:lang w:val="es-ES"/>
+        </w:rPr>
+        <w:t xml:space="preserve">, </w:t>
+      </w:r>
+      <w:r>
+        <w:rPr>
+          <w:rFonts w:ascii="Brill" w:hAnsi="Brill"/>
+          <w:lang w:val="es-ES"/>
+        </w:rPr>
+        <w:t>qu</w:t>
+      </w:r>
+      <w:r>
+        <w:rPr>
+          <w:rFonts w:ascii="Brill" w:hAnsi="Brill"/>
+          <w:lang w:val="es-ES"/>
+        </w:rPr>
+        <w:t>í</w:t>
+      </w:r>
+      <w:r>
+        <w:rPr>
+          <w:rFonts w:ascii="Brill" w:hAnsi="Brill"/>
+          <w:lang w:val="es-ES"/>
+        </w:rPr>
+        <w:t xml:space="preserve">selo ante </w:t>
+      </w:r>
+      <w:r>
+        <w:rPr>
+          <w:rFonts w:ascii="Brill" w:hAnsi="Brill"/>
+          <w:lang w:val="es-ES"/>
+        </w:rPr>
+        <w:t>veer</w:t>
+      </w:r>
+      <w:r>
+        <w:rPr>
+          <w:rStyle w:val="Appelnotedebasdep"/>
+          <w:rFonts w:ascii="Brill" w:hAnsi="Brill"/>
+          <w:lang w:val="es-ES"/>
+        </w:rPr>
+        <w:footnoteReference w:id="11"/>
+      </w:r>
+      <w:r>
+        <w:rPr>
+          <w:rFonts w:ascii="Brill" w:hAnsi="Brill"/>
+          <w:lang w:val="es-ES"/>
+        </w:rPr>
+        <w:t xml:space="preserve"> con </w:t>
+      </w:r>
+      <w:proofErr w:type="spellStart"/>
+      <w:r>
+        <w:rPr>
+          <w:rFonts w:ascii="Brill" w:hAnsi="Brill"/>
+          <w:lang w:val="es-ES"/>
+        </w:rPr>
+        <w:t>v</w:t>
+      </w:r>
+      <w:r>
+        <w:rPr>
+          <w:rFonts w:ascii="Brill" w:hAnsi="Brill"/>
+          <w:lang w:val="es-ES"/>
+        </w:rPr>
+        <w:t>ó</w:t>
+      </w:r>
+      <w:r>
+        <w:rPr>
+          <w:rFonts w:ascii="Brill" w:hAnsi="Brill"/>
+          <w:lang w:val="es-ES"/>
+        </w:rPr>
+        <w:t>s</w:t>
+      </w:r>
+      <w:proofErr w:type="spellEnd"/>
+      <w:r>
+        <w:rPr>
+          <w:rStyle w:val="Appelnotedebasdep"/>
+          <w:rFonts w:ascii="Brill" w:hAnsi="Brill"/>
+          <w:lang w:val="es-ES"/>
+        </w:rPr>
+        <w:footnoteReference w:id="12"/>
+      </w:r>
+      <w:r>
+        <w:rPr>
+          <w:rFonts w:ascii="Brill" w:hAnsi="Brill"/>
+          <w:lang w:val="es-ES"/>
+        </w:rPr>
+        <w:t xml:space="preserve"> que sodes mi maestro</w:t>
+      </w:r>
+      <w:r>
+        <w:rPr>
+          <w:rFonts w:ascii="Brill" w:hAnsi="Brill"/>
+          <w:lang w:val="es-ES"/>
+        </w:rPr>
+        <w:t>,</w:t>
+      </w:r>
+      <w:r>
+        <w:rPr>
+          <w:rFonts w:ascii="Brill" w:hAnsi="Brill"/>
+          <w:lang w:val="es-ES"/>
+        </w:rPr>
+        <w:t xml:space="preserve"> que me </w:t>
+      </w:r>
+      <w:proofErr w:type="spellStart"/>
+      <w:r>
+        <w:rPr>
+          <w:rFonts w:ascii="Brill" w:hAnsi="Brill"/>
+          <w:lang w:val="es-ES"/>
+        </w:rPr>
+        <w:t>di</w:t>
       </w:r>
       <w:r>
         <w:rPr>
@@ -432,84 +983,15 @@
           <w:rFonts w:ascii="Brill" w:hAnsi="Brill"/>
           <w:lang w:val="es-ES"/>
         </w:rPr>
-        <w:t xml:space="preserve"> </w:t>
-      </w:r>
-      <w:r>
-        <w:rPr>
-          <w:rFonts w:ascii="Brill" w:hAnsi="Brill"/>
-          <w:lang w:val="es-ES"/>
-        </w:rPr>
-        <w:t>ý</w:t>
-      </w:r>
-      <w:r>
-        <w:rPr>
-          <w:rFonts w:ascii="Brill" w:hAnsi="Brill"/>
-          <w:lang w:val="es-ES"/>
-        </w:rPr>
-        <w:t xml:space="preserve"> buelta muy gran disputaci</w:t>
-      </w:r>
-      <w:r>
-        <w:rPr>
-          <w:rFonts w:ascii="Brill" w:hAnsi="Brill"/>
-          <w:lang w:val="es-ES"/>
-        </w:rPr>
-        <w:t>ó</w:t>
-      </w:r>
-      <w:r>
-        <w:rPr>
-          <w:rFonts w:ascii="Brill" w:hAnsi="Brill"/>
-          <w:lang w:val="es-ES"/>
-        </w:rPr>
-        <w:t>n entre los escolares con su maestro</w:t>
-      </w:r>
-      <w:r>
-        <w:rPr>
-          <w:rFonts w:ascii="Brill" w:hAnsi="Brill"/>
-          <w:lang w:val="es-ES"/>
-        </w:rPr>
-        <w:t>.</w:t>
-      </w:r>
-      <w:r>
-        <w:rPr>
-          <w:rFonts w:ascii="Brill" w:hAnsi="Brill"/>
-          <w:lang w:val="es-ES"/>
-        </w:rPr>
-        <w:t xml:space="preserve"> </w:t>
-      </w:r>
-      <w:r>
-        <w:rPr>
-          <w:rFonts w:ascii="Brill" w:hAnsi="Brill"/>
-          <w:lang w:val="es-ES"/>
-        </w:rPr>
-        <w:t>E</w:t>
-      </w:r>
-      <w:r>
-        <w:rPr>
-          <w:rFonts w:ascii="Brill" w:hAnsi="Brill"/>
-          <w:lang w:val="es-ES"/>
-        </w:rPr>
-        <w:t xml:space="preserve"> tamaño fue el sabor que ende ove de aquellas cosas que </w:t>
-      </w:r>
-      <w:r>
-        <w:rPr>
-          <w:rFonts w:ascii="Brill" w:hAnsi="Brill"/>
-          <w:lang w:val="es-ES"/>
-        </w:rPr>
-        <w:t>ý</w:t>
-      </w:r>
-      <w:r>
-        <w:rPr>
-          <w:rFonts w:ascii="Brill" w:hAnsi="Brill"/>
-          <w:lang w:val="es-ES"/>
-        </w:rPr>
-        <w:t xml:space="preserve"> </w:t>
-      </w:r>
-      <w:r>
-        <w:rPr>
-          <w:rFonts w:ascii="Brill" w:hAnsi="Brill"/>
-          <w:lang w:val="es-ES"/>
-        </w:rPr>
-        <w:t>oí</w:t>
+        <w:t>sedes</w:t>
+      </w:r>
+      <w:proofErr w:type="spellEnd"/>
+      <w:r>
+        <w:rPr>
+          <w:rFonts w:ascii="Brill" w:hAnsi="Brill"/>
+          <w:lang w:val="es-ES"/>
+        </w:rPr>
+        <w:t xml:space="preserve"> recabdo a las cosas que vos yo demandare segund lo que sabedes e entendedes</w:t>
       </w:r>
       <w:r>
         <w:rPr>
@@ -517,399 +999,7 @@
           <w:rFonts w:ascii="Brill" w:hAnsi="Brill"/>
           <w:lang w:val="es-ES"/>
         </w:rPr>
-        <w:footnoteReference w:id="7"/>
-      </w:r>
-      <w:r>
-        <w:rPr>
-          <w:rFonts w:ascii="Brill" w:hAnsi="Brill"/>
-          <w:lang w:val="es-ES"/>
-        </w:rPr>
-        <w:t xml:space="preserve"> disputar </w:t>
-      </w:r>
-      <w:r>
-        <w:rPr>
-          <w:rFonts w:ascii="Brill" w:hAnsi="Brill"/>
-          <w:lang w:val="es-ES"/>
-        </w:rPr>
-        <w:t>—</w:t>
-      </w:r>
-      <w:r>
-        <w:rPr>
-          <w:rFonts w:ascii="Brill" w:hAnsi="Brill"/>
-          <w:lang w:val="es-ES"/>
-        </w:rPr>
-        <w:t>que qui</w:t>
-      </w:r>
-      <w:r>
-        <w:rPr>
-          <w:rFonts w:ascii="Brill" w:hAnsi="Brill"/>
-          <w:lang w:val="es-ES"/>
-        </w:rPr>
-        <w:t>é</w:t>
-      </w:r>
-      <w:r>
-        <w:rPr>
-          <w:rFonts w:ascii="Brill" w:hAnsi="Brill"/>
-          <w:lang w:val="es-ES"/>
-        </w:rPr>
-        <w:t>rome vos manifestar de toda la verdad</w:t>
-      </w:r>
-      <w:r>
-        <w:rPr>
-          <w:rFonts w:ascii="Brill" w:hAnsi="Brill"/>
-          <w:lang w:val="es-ES"/>
-        </w:rPr>
-        <w:t xml:space="preserve">—, </w:t>
-      </w:r>
-      <w:r>
-        <w:rPr>
-          <w:rFonts w:ascii="Brill" w:hAnsi="Brill"/>
-          <w:lang w:val="es-ES"/>
-        </w:rPr>
-        <w:t>que</w:t>
-      </w:r>
-      <w:r>
-        <w:rPr>
-          <w:rStyle w:val="Appelnotedebasdep"/>
-          <w:rFonts w:ascii="Brill" w:hAnsi="Brill"/>
-          <w:lang w:val="es-ES"/>
-        </w:rPr>
-        <w:footnoteReference w:id="8"/>
-      </w:r>
-      <w:r>
-        <w:rPr>
-          <w:rFonts w:ascii="Brill" w:hAnsi="Brill"/>
-          <w:lang w:val="es-ES"/>
-        </w:rPr>
-        <w:t xml:space="preserve"> torne </w:t>
-      </w:r>
-      <w:r>
-        <w:rPr>
-          <w:rFonts w:ascii="Brill" w:hAnsi="Brill"/>
-          <w:lang w:val="es-ES"/>
-        </w:rPr>
-        <w:t>ý</w:t>
-      </w:r>
-      <w:r>
-        <w:rPr>
-          <w:rFonts w:ascii="Brill" w:hAnsi="Brill"/>
-          <w:lang w:val="es-ES"/>
-        </w:rPr>
-        <w:t xml:space="preserve"> otras muchas vegadas por </w:t>
-      </w:r>
-      <w:r>
-        <w:rPr>
-          <w:rFonts w:ascii="Brill" w:hAnsi="Brill"/>
-          <w:lang w:val="es-ES"/>
-        </w:rPr>
-        <w:t>oír</w:t>
-      </w:r>
-      <w:r>
-        <w:rPr>
-          <w:rFonts w:ascii="Brill" w:hAnsi="Brill"/>
-          <w:lang w:val="es-ES"/>
-        </w:rPr>
-        <w:t xml:space="preserve"> que aprendiese </w:t>
-      </w:r>
-      <w:r>
-        <w:rPr>
-          <w:rFonts w:ascii="Brill" w:hAnsi="Brill"/>
-          <w:lang w:val="es-ES"/>
-        </w:rPr>
-        <w:t>más</w:t>
-      </w:r>
-      <w:r>
-        <w:rPr>
-          <w:rFonts w:ascii="Brill" w:hAnsi="Brill"/>
-          <w:lang w:val="es-ES"/>
-        </w:rPr>
-        <w:t>.</w:t>
-      </w:r>
-      <w:r>
-        <w:rPr>
-          <w:rFonts w:ascii="Brill" w:hAnsi="Brill"/>
-          <w:lang w:val="es-ES"/>
-        </w:rPr>
-        <w:t xml:space="preserve"> </w:t>
-      </w:r>
-      <w:r>
-        <w:rPr>
-          <w:rFonts w:ascii="Brill" w:hAnsi="Brill"/>
-          <w:lang w:val="es-ES"/>
-        </w:rPr>
-        <w:t>E</w:t>
-      </w:r>
-      <w:r>
-        <w:rPr>
-          <w:rFonts w:ascii="Brill" w:hAnsi="Brill"/>
-          <w:lang w:val="es-ES"/>
-        </w:rPr>
-        <w:t xml:space="preserve"> </w:t>
-      </w:r>
-      <w:r>
-        <w:rPr>
-          <w:rFonts w:ascii="Brill" w:hAnsi="Brill"/>
-          <w:lang w:val="es-ES"/>
-        </w:rPr>
-        <w:t>cuando</w:t>
-      </w:r>
-      <w:r>
-        <w:rPr>
-          <w:rFonts w:ascii="Brill" w:hAnsi="Brill"/>
-          <w:lang w:val="es-ES"/>
-        </w:rPr>
-        <w:t xml:space="preserve"> bien par</w:t>
-      </w:r>
-      <w:r>
-        <w:rPr>
-          <w:rFonts w:ascii="Brill" w:hAnsi="Brill"/>
-          <w:lang w:val="es-ES"/>
-        </w:rPr>
-        <w:t>é</w:t>
-      </w:r>
-      <w:r>
-        <w:rPr>
-          <w:rStyle w:val="Appelnotedebasdep"/>
-          <w:rFonts w:ascii="Brill" w:hAnsi="Brill"/>
-          <w:lang w:val="es-ES"/>
-        </w:rPr>
-        <w:footnoteReference w:id="9"/>
-      </w:r>
-      <w:r>
-        <w:rPr>
-          <w:rFonts w:ascii="Brill" w:hAnsi="Brill"/>
-          <w:lang w:val="es-ES"/>
-        </w:rPr>
-        <w:t xml:space="preserve"> mientes en aquellas cosas que </w:t>
-      </w:r>
-      <w:r>
-        <w:rPr>
-          <w:rFonts w:ascii="Brill" w:hAnsi="Brill"/>
-          <w:lang w:val="es-ES"/>
-        </w:rPr>
-        <w:t>allí</w:t>
-      </w:r>
-      <w:r>
-        <w:rPr>
-          <w:rFonts w:ascii="Brill" w:hAnsi="Brill"/>
-          <w:lang w:val="es-ES"/>
-        </w:rPr>
-        <w:t xml:space="preserve"> </w:t>
-      </w:r>
-      <w:r>
-        <w:rPr>
-          <w:rFonts w:ascii="Brill" w:hAnsi="Brill"/>
-          <w:lang w:val="es-ES"/>
-        </w:rPr>
-        <w:t>oí</w:t>
-      </w:r>
-      <w:r>
-        <w:rPr>
-          <w:rFonts w:ascii="Brill" w:hAnsi="Brill"/>
-          <w:lang w:val="es-ES"/>
-        </w:rPr>
-        <w:t>,</w:t>
-      </w:r>
-      <w:r>
-        <w:rPr>
-          <w:rFonts w:ascii="Brill" w:hAnsi="Brill"/>
-          <w:lang w:val="es-ES"/>
-        </w:rPr>
-        <w:t xml:space="preserve"> falle que muchas</w:t>
-      </w:r>
-      <w:r>
-        <w:rPr>
-          <w:rStyle w:val="Appelnotedebasdep"/>
-          <w:rFonts w:ascii="Brill" w:hAnsi="Brill"/>
-          <w:lang w:val="es-ES"/>
-        </w:rPr>
-        <w:footnoteReference w:id="10"/>
-      </w:r>
-      <w:r>
-        <w:rPr>
-          <w:rFonts w:ascii="Brill" w:hAnsi="Brill"/>
-          <w:lang w:val="es-ES"/>
-        </w:rPr>
-        <w:t xml:space="preserve"> eran contrarias de las que </w:t>
-      </w:r>
-      <w:r>
-        <w:rPr>
-          <w:rFonts w:ascii="Brill" w:hAnsi="Brill"/>
-          <w:lang w:val="es-ES"/>
-        </w:rPr>
-        <w:t>oí</w:t>
-      </w:r>
-      <w:r>
-        <w:rPr>
-          <w:rFonts w:ascii="Brill" w:hAnsi="Brill"/>
-          <w:lang w:val="es-ES"/>
-        </w:rPr>
-        <w:t xml:space="preserve"> a v</w:t>
-      </w:r>
-      <w:r>
-        <w:rPr>
-          <w:rFonts w:ascii="Brill" w:hAnsi="Brill"/>
-          <w:lang w:val="es-ES"/>
-        </w:rPr>
-        <w:t>ó</w:t>
-      </w:r>
-      <w:r>
-        <w:rPr>
-          <w:rFonts w:ascii="Brill" w:hAnsi="Brill"/>
-          <w:lang w:val="es-ES"/>
-        </w:rPr>
-        <w:t>s</w:t>
-      </w:r>
-      <w:r>
-        <w:rPr>
-          <w:rFonts w:ascii="Brill" w:hAnsi="Brill"/>
-          <w:lang w:val="es-ES"/>
-        </w:rPr>
-        <w:t>;</w:t>
-      </w:r>
-      <w:r>
-        <w:rPr>
-          <w:rFonts w:ascii="Brill" w:hAnsi="Brill"/>
-          <w:lang w:val="es-ES"/>
-        </w:rPr>
-        <w:t xml:space="preserve"> e enante</w:t>
-      </w:r>
-      <w:r>
-        <w:rPr>
-          <w:rStyle w:val="Appelnotedebasdep"/>
-          <w:rFonts w:ascii="Brill" w:hAnsi="Brill"/>
-          <w:lang w:val="es-ES"/>
-        </w:rPr>
-        <w:footnoteReference w:id="11"/>
-      </w:r>
-      <w:r>
-        <w:rPr>
-          <w:rFonts w:ascii="Brill" w:hAnsi="Brill"/>
-          <w:lang w:val="es-ES"/>
-        </w:rPr>
-        <w:t xml:space="preserve"> que lo oviese a disputar con otro escolar</w:t>
-      </w:r>
-      <w:r>
-        <w:rPr>
-          <w:rFonts w:ascii="Brill" w:hAnsi="Brill"/>
-          <w:lang w:val="es-ES"/>
-        </w:rPr>
-        <w:t xml:space="preserve">, </w:t>
-      </w:r>
-      <w:r>
-        <w:rPr>
-          <w:rFonts w:ascii="Brill" w:hAnsi="Brill"/>
-          <w:lang w:val="es-ES"/>
-        </w:rPr>
-        <w:t>qu</w:t>
-      </w:r>
-      <w:r>
-        <w:rPr>
-          <w:rFonts w:ascii="Brill" w:hAnsi="Brill"/>
-          <w:lang w:val="es-ES"/>
-        </w:rPr>
-        <w:t>í</w:t>
-      </w:r>
-      <w:r>
-        <w:rPr>
-          <w:rFonts w:ascii="Brill" w:hAnsi="Brill"/>
-          <w:lang w:val="es-ES"/>
-        </w:rPr>
-        <w:t>selo ante</w:t>
-      </w:r>
-      <w:r>
-        <w:rPr>
-          <w:rStyle w:val="Appelnotedebasdep"/>
-          <w:rFonts w:ascii="Brill" w:hAnsi="Brill"/>
-          <w:lang w:val="es-ES"/>
-        </w:rPr>
-        <w:footnoteReference w:id="12"/>
-      </w:r>
-      <w:r>
-        <w:rPr>
-          <w:rFonts w:ascii="Brill" w:hAnsi="Brill"/>
-          <w:lang w:val="es-ES"/>
-        </w:rPr>
-        <w:t xml:space="preserve"> </w:t>
-      </w:r>
-      <w:r>
-        <w:rPr>
-          <w:rFonts w:ascii="Brill" w:hAnsi="Brill"/>
-          <w:lang w:val="es-ES"/>
-        </w:rPr>
-        <w:t>aver</w:t>
-      </w:r>
-      <w:r>
-        <w:rPr>
-          <w:rStyle w:val="Appelnotedebasdep"/>
-          <w:rFonts w:ascii="Brill" w:hAnsi="Brill"/>
-          <w:lang w:val="es-ES"/>
-        </w:rPr>
         <w:footnoteReference w:id="13"/>
-      </w:r>
-      <w:r>
-        <w:rPr>
-          <w:rFonts w:ascii="Brill" w:hAnsi="Brill"/>
-          <w:lang w:val="es-ES"/>
-        </w:rPr>
-        <w:t xml:space="preserve"> con v</w:t>
-      </w:r>
-      <w:r>
-        <w:rPr>
-          <w:rFonts w:ascii="Brill" w:hAnsi="Brill"/>
-          <w:lang w:val="es-ES"/>
-        </w:rPr>
-        <w:t>ó</w:t>
-      </w:r>
-      <w:r>
-        <w:rPr>
-          <w:rFonts w:ascii="Brill" w:hAnsi="Brill"/>
-          <w:lang w:val="es-ES"/>
-        </w:rPr>
-        <w:t>s</w:t>
-      </w:r>
-      <w:r>
-        <w:rPr>
-          <w:rStyle w:val="Appelnotedebasdep"/>
-          <w:rFonts w:ascii="Brill" w:hAnsi="Brill"/>
-          <w:lang w:val="es-ES"/>
-        </w:rPr>
-        <w:footnoteReference w:id="14"/>
-      </w:r>
-      <w:r>
-        <w:rPr>
-          <w:rFonts w:ascii="Brill" w:hAnsi="Brill"/>
-          <w:lang w:val="es-ES"/>
-        </w:rPr>
-        <w:t xml:space="preserve"> que sodes mi maestro</w:t>
-      </w:r>
-      <w:r>
-        <w:rPr>
-          <w:rFonts w:ascii="Brill" w:hAnsi="Brill"/>
-          <w:lang w:val="es-ES"/>
-        </w:rPr>
-        <w:t>,</w:t>
-      </w:r>
-      <w:r>
-        <w:rPr>
-          <w:rFonts w:ascii="Brill" w:hAnsi="Brill"/>
-          <w:lang w:val="es-ES"/>
-        </w:rPr>
-        <w:t xml:space="preserve"> que me di</w:t>
-      </w:r>
-      <w:r>
-        <w:rPr>
-          <w:rFonts w:ascii="Brill" w:hAnsi="Brill"/>
-          <w:lang w:val="es-ES"/>
-        </w:rPr>
-        <w:t>é</w:t>
-      </w:r>
-      <w:r>
-        <w:rPr>
-          <w:rFonts w:ascii="Brill" w:hAnsi="Brill"/>
-          <w:lang w:val="es-ES"/>
-        </w:rPr>
-        <w:t>sedes recabdo a las cosas que vos yo demandare segund lo que sabedes e entendedes</w:t>
       </w:r>
       <w:r>
         <w:rPr>
@@ -1003,6 +1093,7 @@
           <w:iCs/>
           <w:sz w:val="20"/>
           <w:szCs w:val="20"/>
+          <w:lang w:val="es-ES"/>
         </w:rPr>
       </w:pPr>
       <w:r>
@@ -1011,6 +1102,7 @@
           <w:rFonts w:ascii="Brill" w:hAnsi="Brill"/>
           <w:sz w:val="20"/>
           <w:szCs w:val="20"/>
+          <w:lang w:val="es-ES"/>
         </w:rPr>
         <w:footnoteRef/>
       </w:r>
@@ -1019,6 +1111,7 @@
           <w:rFonts w:ascii="Brill" w:hAnsi="Brill"/>
           <w:sz w:val="20"/>
           <w:szCs w:val="20"/>
+          <w:lang w:val="es-ES"/>
         </w:rPr>
         <w:t xml:space="preserve"> algunas </w:t>
       </w:r>
@@ -1030,6 +1123,7 @@
           <w:bCs w:val="0"/>
           <w:sz w:val="20"/>
           <w:szCs w:val="20"/>
+          <w:lang w:val="es-ES"/>
         </w:rPr>
         <w:t>AD</w:t>
       </w:r>
@@ -1041,6 +1135,7 @@
           <w:bCs w:val="0"/>
           <w:sz w:val="20"/>
           <w:szCs w:val="20"/>
+          <w:lang w:val="es-ES"/>
         </w:rPr>
         <w:t>I</w:t>
       </w:r>
@@ -1049,6 +1144,7 @@
           <w:rFonts w:ascii="Brill" w:hAnsi="Brill"/>
           <w:sz w:val="20"/>
           <w:szCs w:val="20"/>
+          <w:lang w:val="es-ES"/>
         </w:rPr>
         <w:t xml:space="preserve">] alguna </w:t>
       </w:r>
@@ -1060,6 +1156,7 @@
           <w:bCs w:val="0"/>
           <w:sz w:val="20"/>
           <w:szCs w:val="20"/>
+          <w:lang w:val="es-ES"/>
         </w:rPr>
         <w:t>E</w:t>
       </w:r>
@@ -1071,6 +1168,7 @@
           <w:bCs w:val="0"/>
           <w:sz w:val="20"/>
           <w:szCs w:val="20"/>
+          <w:lang w:val="es-ES"/>
         </w:rPr>
         <w:t>H</w:t>
       </w:r>
@@ -1084,19 +1182,35 @@
           <w:iCs w:val="0"/>
           <w:sz w:val="20"/>
           <w:szCs w:val="20"/>
+          <w:lang w:val="es-ES"/>
         </w:rPr>
         <w:t xml:space="preserve"> | </w:t>
       </w:r>
-      <w:r>
-        <w:rPr>
-          <w:rStyle w:val="Witnesses"/>
-          <w:rFonts w:ascii="Brill" w:hAnsi="Brill"/>
-          <w:b w:val="0"/>
-          <w:bCs w:val="0"/>
-          <w:sz w:val="20"/>
-          <w:szCs w:val="20"/>
-        </w:rPr>
-        <w:t>aliquas F</w:t>
+      <w:proofErr w:type="spellStart"/>
+      <w:r>
+        <w:rPr>
+          <w:rStyle w:val="Witnesses"/>
+          <w:rFonts w:ascii="Brill" w:hAnsi="Brill"/>
+          <w:b w:val="0"/>
+          <w:bCs w:val="0"/>
+          <w:sz w:val="20"/>
+          <w:szCs w:val="20"/>
+          <w:lang w:val="es-ES"/>
+        </w:rPr>
+        <w:t>aliquas</w:t>
+      </w:r>
+      <w:proofErr w:type="spellEnd"/>
+      <w:r>
+        <w:rPr>
+          <w:rStyle w:val="Witnesses"/>
+          <w:rFonts w:ascii="Brill" w:hAnsi="Brill"/>
+          <w:b w:val="0"/>
+          <w:bCs w:val="0"/>
+          <w:sz w:val="20"/>
+          <w:szCs w:val="20"/>
+          <w:lang w:val="es-ES"/>
+        </w:rPr>
+        <w:t xml:space="preserve"> F</w:t>
       </w:r>
     </w:p>
   </w:footnote>
@@ -1105,8 +1219,11 @@
       <w:pPr>
         <w:rPr>
           <w:rFonts w:ascii="Brill" w:hAnsi="Brill"/>
-          <w:sz w:val="20"/>
-          <w:szCs w:val="20"/>
+          <w:i/>
+          <w:iCs/>
+          <w:sz w:val="20"/>
+          <w:szCs w:val="20"/>
+          <w:lang w:val="es-ES"/>
         </w:rPr>
       </w:pPr>
       <w:r>
@@ -1115,6 +1232,7 @@
           <w:rFonts w:ascii="Brill" w:hAnsi="Brill"/>
           <w:sz w:val="20"/>
           <w:szCs w:val="20"/>
+          <w:lang w:val="es-ES"/>
         </w:rPr>
         <w:footnoteRef/>
       </w:r>
@@ -1123,17 +1241,67 @@
           <w:rFonts w:ascii="Brill" w:hAnsi="Brill"/>
           <w:sz w:val="20"/>
           <w:szCs w:val="20"/>
-        </w:rPr>
-        <w:t xml:space="preserve"> amuestran </w:t>
-      </w:r>
-      <w:r>
-        <w:rPr>
-          <w:rStyle w:val="Witnesses"/>
-          <w:rFonts w:ascii="Brill" w:hAnsi="Brill"/>
-          <w:b w:val="0"/>
-          <w:bCs w:val="0"/>
-          <w:sz w:val="20"/>
-          <w:szCs w:val="20"/>
+          <w:lang w:val="es-ES"/>
+        </w:rPr>
+        <w:t xml:space="preserve"> </w:t>
+      </w:r>
+      <w:r>
+        <w:rPr>
+          <w:rFonts w:ascii="Brill" w:hAnsi="Brill"/>
+          <w:sz w:val="20"/>
+          <w:szCs w:val="20"/>
+          <w:lang w:val="es-ES"/>
+        </w:rPr>
+        <w:t xml:space="preserve">me muestras </w:t>
+      </w:r>
+      <w:r>
+        <w:rPr>
+          <w:rFonts w:ascii="Brill" w:hAnsi="Brill"/>
+          <w:i/>
+          <w:iCs/>
+          <w:sz w:val="20"/>
+          <w:szCs w:val="20"/>
+          <w:lang w:val="es-ES"/>
+        </w:rPr>
+        <w:t>B</w:t>
+      </w:r>
+      <w:r>
+        <w:rPr>
+          <w:rFonts w:ascii="Brill" w:hAnsi="Brill"/>
+          <w:sz w:val="20"/>
+          <w:szCs w:val="20"/>
+          <w:lang w:val="es-ES"/>
+        </w:rPr>
+        <w:t xml:space="preserve">] </w:t>
+      </w:r>
+      <w:proofErr w:type="spellStart"/>
+      <w:r>
+        <w:rPr>
+          <w:rFonts w:ascii="Brill" w:hAnsi="Brill"/>
+          <w:sz w:val="20"/>
+          <w:szCs w:val="20"/>
+          <w:lang w:val="es-ES"/>
+        </w:rPr>
+        <w:t>mostraredes</w:t>
+      </w:r>
+      <w:proofErr w:type="spellEnd"/>
+      <w:r>
+        <w:rPr>
+          <w:rFonts w:ascii="Brill" w:hAnsi="Brill"/>
+          <w:sz w:val="20"/>
+          <w:szCs w:val="20"/>
+          <w:lang w:val="es-ES"/>
+        </w:rPr>
+        <w:t xml:space="preserve"> </w:t>
+      </w:r>
+      <w:r>
+        <w:rPr>
+          <w:rFonts w:ascii="Brill" w:hAnsi="Brill"/>
+          <w:i/>
+          <w:iCs/>
+          <w:sz w:val="20"/>
+          <w:szCs w:val="20"/>
+          <w:lang w:val="es-ES"/>
         </w:rPr>
         <w:t>A</w:t>
       </w:r>
@@ -1142,71 +1310,115 @@
           <w:rFonts w:ascii="Brill" w:hAnsi="Brill"/>
           <w:sz w:val="20"/>
           <w:szCs w:val="20"/>
-        </w:rPr>
-        <w:t xml:space="preserve">] muestran </w:t>
-      </w:r>
-      <w:r>
-        <w:rPr>
-          <w:rStyle w:val="Witnesses"/>
-          <w:rFonts w:ascii="Brill" w:hAnsi="Brill"/>
-          <w:b w:val="0"/>
-          <w:bCs w:val="0"/>
-          <w:sz w:val="20"/>
-          <w:szCs w:val="20"/>
-        </w:rPr>
-        <w:t>B</w:t>
-      </w:r>
-      <w:r>
-        <w:rPr>
-          <w:rStyle w:val="Witnesses"/>
-          <w:rFonts w:ascii="Brill" w:hAnsi="Brill"/>
-          <w:b w:val="0"/>
-          <w:bCs w:val="0"/>
-          <w:sz w:val="20"/>
-          <w:szCs w:val="20"/>
-        </w:rPr>
-        <w:t>CE</w:t>
-      </w:r>
-      <w:r>
-        <w:rPr>
-          <w:rStyle w:val="Witnesses"/>
-          <w:rFonts w:ascii="Brill" w:hAnsi="Brill"/>
-          <w:b w:val="0"/>
-          <w:bCs w:val="0"/>
-          <w:sz w:val="20"/>
-          <w:szCs w:val="20"/>
-        </w:rPr>
-        <w:t>HI</w:t>
-      </w:r>
-      <w:r>
-        <w:rPr>
-          <w:rStyle w:val="Witnesses"/>
-          <w:rFonts w:ascii="Brill" w:hAnsi="Brill"/>
-          <w:b w:val="0"/>
-          <w:bCs w:val="0"/>
-          <w:sz w:val="20"/>
-          <w:szCs w:val="20"/>
+          <w:lang w:val="es-ES"/>
+        </w:rPr>
+        <w:t xml:space="preserve"> | </w:t>
+      </w:r>
+      <w:proofErr w:type="spellStart"/>
+      <w:r>
+        <w:rPr>
+          <w:rFonts w:ascii="Brill" w:hAnsi="Brill"/>
+          <w:sz w:val="20"/>
+          <w:szCs w:val="20"/>
+          <w:lang w:val="es-ES"/>
+        </w:rPr>
+        <w:t>mostrastes</w:t>
+      </w:r>
+      <w:proofErr w:type="spellEnd"/>
+      <w:r>
+        <w:rPr>
+          <w:rFonts w:ascii="Brill" w:hAnsi="Brill"/>
+          <w:sz w:val="20"/>
+          <w:szCs w:val="20"/>
+          <w:lang w:val="es-ES"/>
         </w:rPr>
         <w:t xml:space="preserve"> </w:t>
       </w:r>
       <w:r>
         <w:rPr>
           <w:rFonts w:ascii="Brill" w:hAnsi="Brill"/>
-          <w:sz w:val="20"/>
-          <w:szCs w:val="20"/>
-        </w:rPr>
-        <w:t xml:space="preserve">| demuestran </w:t>
-      </w:r>
-      <w:r>
-        <w:rPr>
-          <w:rStyle w:val="Witnesses"/>
-          <w:rFonts w:ascii="Brill" w:hAnsi="Brill"/>
-          <w:b w:val="0"/>
-          <w:bCs w:val="0"/>
-          <w:sz w:val="20"/>
-          <w:szCs w:val="20"/>
+          <w:i/>
+          <w:iCs/>
+          <w:sz w:val="20"/>
+          <w:szCs w:val="20"/>
+          <w:lang w:val="es-ES"/>
+        </w:rPr>
+        <w:t>CI</w:t>
+      </w:r>
+      <w:r>
+        <w:rPr>
+          <w:rFonts w:ascii="Brill" w:hAnsi="Brill"/>
+          <w:sz w:val="20"/>
+          <w:szCs w:val="20"/>
+          <w:lang w:val="es-ES"/>
+        </w:rPr>
+        <w:t xml:space="preserve"> | demuestras </w:t>
+      </w:r>
+      <w:r>
+        <w:rPr>
+          <w:rFonts w:ascii="Brill" w:hAnsi="Brill"/>
+          <w:i/>
+          <w:iCs/>
+          <w:sz w:val="20"/>
+          <w:szCs w:val="20"/>
+          <w:lang w:val="es-ES"/>
         </w:rPr>
         <w:t>D</w:t>
+      </w:r>
+      <w:r>
+        <w:rPr>
+          <w:rFonts w:ascii="Brill" w:hAnsi="Brill"/>
+          <w:sz w:val="20"/>
+          <w:szCs w:val="20"/>
+          <w:lang w:val="es-ES"/>
+        </w:rPr>
+        <w:t xml:space="preserve"> | muestras </w:t>
+      </w:r>
+      <w:r>
+        <w:rPr>
+          <w:rFonts w:ascii="Brill" w:hAnsi="Brill"/>
+          <w:i/>
+          <w:iCs/>
+          <w:sz w:val="20"/>
+          <w:szCs w:val="20"/>
+          <w:lang w:val="es-ES"/>
+        </w:rPr>
+        <w:t>E</w:t>
+      </w:r>
+      <w:r>
+        <w:rPr>
+          <w:rFonts w:ascii="Brill" w:hAnsi="Brill"/>
+          <w:sz w:val="20"/>
+          <w:szCs w:val="20"/>
+          <w:lang w:val="es-ES"/>
+        </w:rPr>
+        <w:t xml:space="preserve"> | </w:t>
+      </w:r>
+      <w:proofErr w:type="spellStart"/>
+      <w:r>
+        <w:rPr>
+          <w:rStyle w:val="Witnesses"/>
+          <w:rFonts w:ascii="Brill" w:hAnsi="Brill"/>
+          <w:b w:val="0"/>
+          <w:bCs w:val="0"/>
+          <w:sz w:val="20"/>
+          <w:szCs w:val="20"/>
+          <w:lang w:val="es-ES"/>
+        </w:rPr>
+        <w:t>instituis</w:t>
+      </w:r>
+      <w:proofErr w:type="spellEnd"/>
+      <w:r>
+        <w:rPr>
+          <w:rStyle w:val="Witnesses"/>
+          <w:rFonts w:ascii="Brill" w:hAnsi="Brill"/>
+          <w:b w:val="0"/>
+          <w:bCs w:val="0"/>
+          <w:sz w:val="20"/>
+          <w:szCs w:val="20"/>
+          <w:lang w:val="es-ES"/>
+        </w:rPr>
+        <w:t xml:space="preserve"> F</w:t>
       </w:r>
     </w:p>
   </w:footnote>
@@ -1215,10 +1427,9 @@
       <w:pPr>
         <w:rPr>
           <w:rFonts w:ascii="Brill" w:hAnsi="Brill"/>
-          <w:i/>
-          <w:iCs/>
-          <w:sz w:val="20"/>
-          <w:szCs w:val="20"/>
+          <w:sz w:val="20"/>
+          <w:szCs w:val="20"/>
+          <w:lang w:val="es-ES"/>
         </w:rPr>
       </w:pPr>
       <w:r>
@@ -1227,6 +1438,7 @@
           <w:rFonts w:ascii="Brill" w:hAnsi="Brill"/>
           <w:sz w:val="20"/>
           <w:szCs w:val="20"/>
+          <w:lang w:val="es-ES"/>
         </w:rPr>
         <w:footnoteRef/>
       </w:r>
@@ -1235,63 +1447,7 @@
           <w:rFonts w:ascii="Brill" w:hAnsi="Brill"/>
           <w:sz w:val="20"/>
           <w:szCs w:val="20"/>
-        </w:rPr>
-        <w:t xml:space="preserve"> muestras </w:t>
-      </w:r>
-      <w:r>
-        <w:rPr>
-          <w:rStyle w:val="Witnesses"/>
-          <w:rFonts w:ascii="Brill" w:hAnsi="Brill"/>
-          <w:b w:val="0"/>
-          <w:bCs w:val="0"/>
-          <w:sz w:val="20"/>
-          <w:szCs w:val="20"/>
-        </w:rPr>
-        <w:t>E</w:t>
-      </w:r>
-      <w:r>
-        <w:rPr>
-          <w:rFonts w:ascii="Brill" w:hAnsi="Brill"/>
-          <w:sz w:val="20"/>
-          <w:szCs w:val="20"/>
-        </w:rPr>
-        <w:t xml:space="preserve">] mostraredes </w:t>
-      </w:r>
-      <w:r>
-        <w:rPr>
-          <w:rStyle w:val="Witnesses"/>
-          <w:rFonts w:ascii="Brill" w:hAnsi="Brill"/>
-          <w:b w:val="0"/>
-          <w:bCs w:val="0"/>
-          <w:sz w:val="20"/>
-          <w:szCs w:val="20"/>
-        </w:rPr>
-        <w:t>A</w:t>
-      </w:r>
-      <w:r>
-        <w:rPr>
-          <w:rFonts w:ascii="Brill" w:hAnsi="Brill"/>
-          <w:sz w:val="20"/>
-          <w:szCs w:val="20"/>
-        </w:rPr>
-        <w:t xml:space="preserve"> | me muestras </w:t>
-      </w:r>
-      <w:r>
-        <w:rPr>
-          <w:rStyle w:val="Witnesses"/>
-          <w:rFonts w:ascii="Brill" w:hAnsi="Brill"/>
-          <w:b w:val="0"/>
-          <w:bCs w:val="0"/>
-          <w:sz w:val="20"/>
-          <w:szCs w:val="20"/>
-        </w:rPr>
-        <w:t>B</w:t>
-      </w:r>
-      <w:r>
-        <w:rPr>
-          <w:rFonts w:ascii="Brill" w:hAnsi="Brill"/>
-          <w:sz w:val="20"/>
-          <w:szCs w:val="20"/>
+          <w:lang w:val="es-ES"/>
         </w:rPr>
         <w:t xml:space="preserve"> </w:t>
       </w:r>
@@ -1300,78 +1456,160 @@
           <w:rFonts w:ascii="Brill" w:hAnsi="Brill"/>
           <w:sz w:val="20"/>
           <w:szCs w:val="20"/>
-        </w:rPr>
-        <w:t xml:space="preserve">| </w:t>
-      </w:r>
-      <w:r>
-        <w:rPr>
-          <w:rFonts w:ascii="Brill" w:hAnsi="Brill"/>
-          <w:sz w:val="20"/>
-          <w:szCs w:val="20"/>
-        </w:rPr>
-        <w:t xml:space="preserve">mostrastes </w:t>
-      </w:r>
-      <w:r>
-        <w:rPr>
-          <w:rStyle w:val="Witnesses"/>
-          <w:rFonts w:ascii="Brill" w:hAnsi="Brill"/>
-          <w:b w:val="0"/>
-          <w:bCs w:val="0"/>
-          <w:sz w:val="20"/>
-          <w:szCs w:val="20"/>
-        </w:rPr>
-        <w:t>CI</w:t>
-      </w:r>
-      <w:r>
-        <w:rPr>
-          <w:rFonts w:ascii="Brill" w:hAnsi="Brill"/>
-          <w:sz w:val="20"/>
-          <w:szCs w:val="20"/>
-        </w:rPr>
-        <w:t xml:space="preserve"> </w:t>
-      </w:r>
-      <w:r>
-        <w:rPr>
-          <w:rFonts w:ascii="Brill" w:hAnsi="Brill"/>
-          <w:sz w:val="20"/>
-          <w:szCs w:val="20"/>
-        </w:rPr>
-        <w:t xml:space="preserve">| demuestras </w:t>
-      </w:r>
-      <w:r>
-        <w:rPr>
-          <w:rStyle w:val="Witnesses"/>
-          <w:rFonts w:ascii="Brill" w:hAnsi="Brill"/>
-          <w:b w:val="0"/>
-          <w:bCs w:val="0"/>
-          <w:sz w:val="20"/>
-          <w:szCs w:val="20"/>
-        </w:rPr>
-        <w:t>D</w:t>
-      </w:r>
-      <w:r>
-        <w:rPr>
-          <w:rStyle w:val="Witnesses"/>
-          <w:rFonts w:ascii="Brill" w:hAnsi="Brill"/>
-          <w:b w:val="0"/>
-          <w:bCs w:val="0"/>
+          <w:lang w:val="es-ES"/>
+        </w:rPr>
+        <w:t>acaeciome</w:t>
+      </w:r>
+      <w:r>
+        <w:rPr>
+          <w:rStyle w:val="Italic"/>
+          <w:rFonts w:ascii="Brill" w:hAnsi="Brill"/>
           <w:i w:val="0"/>
           <w:iCs w:val="0"/>
           <w:sz w:val="20"/>
           <w:szCs w:val="20"/>
+          <w:lang w:val="es-ES"/>
+        </w:rPr>
+        <w:t xml:space="preserve"> </w:t>
+      </w:r>
+      <w:r>
+        <w:rPr>
+          <w:rStyle w:val="Italic"/>
+          <w:rFonts w:ascii="Brill" w:hAnsi="Brill"/>
+          <w:sz w:val="20"/>
+          <w:szCs w:val="20"/>
+          <w:lang w:val="es-ES"/>
+        </w:rPr>
+        <w:t>add.</w:t>
+      </w:r>
+      <w:r>
+        <w:rPr>
+          <w:rFonts w:ascii="Brill" w:hAnsi="Brill"/>
+          <w:sz w:val="20"/>
+          <w:szCs w:val="20"/>
+          <w:lang w:val="es-ES"/>
+        </w:rPr>
+        <w:t xml:space="preserve"> as</w:t>
+      </w:r>
+      <w:r>
+        <w:rPr>
+          <w:rFonts w:ascii="Brill" w:hAnsi="Brill"/>
+          <w:sz w:val="20"/>
+          <w:szCs w:val="20"/>
+          <w:lang w:val="es-ES"/>
+        </w:rPr>
+        <w:t>í</w:t>
+      </w:r>
+      <w:r>
+        <w:rPr>
+          <w:rFonts w:ascii="Brill" w:hAnsi="Brill"/>
+          <w:sz w:val="20"/>
+          <w:szCs w:val="20"/>
+          <w:lang w:val="es-ES"/>
+        </w:rPr>
+        <w:t xml:space="preserve"> </w:t>
+      </w:r>
+      <w:r>
+        <w:rPr>
+          <w:rStyle w:val="Witnesses"/>
+          <w:rFonts w:ascii="Brill" w:hAnsi="Brill"/>
+          <w:b w:val="0"/>
+          <w:bCs w:val="0"/>
+          <w:sz w:val="20"/>
+          <w:szCs w:val="20"/>
+          <w:lang w:val="es-ES"/>
+        </w:rPr>
+        <w:t>AH</w:t>
+      </w:r>
+      <w:r>
+        <w:rPr>
+          <w:rStyle w:val="Witnesses"/>
+          <w:rFonts w:ascii="Brill" w:hAnsi="Brill"/>
+          <w:b w:val="0"/>
+          <w:bCs w:val="0"/>
+          <w:sz w:val="20"/>
+          <w:szCs w:val="20"/>
+          <w:lang w:val="es-ES"/>
+        </w:rPr>
+        <w:t>I</w:t>
+      </w:r>
+      <w:r>
+        <w:rPr>
+          <w:rStyle w:val="Witnesses"/>
+          <w:rFonts w:ascii="Brill" w:hAnsi="Brill"/>
+          <w:b w:val="0"/>
+          <w:bCs w:val="0"/>
+          <w:i w:val="0"/>
+          <w:iCs w:val="0"/>
+          <w:sz w:val="20"/>
+          <w:szCs w:val="20"/>
+          <w:lang w:val="es-ES"/>
         </w:rPr>
         <w:t xml:space="preserve"> | </w:t>
       </w:r>
-      <w:r>
-        <w:rPr>
-          <w:rStyle w:val="Witnesses"/>
-          <w:rFonts w:ascii="Brill" w:hAnsi="Brill"/>
-          <w:b w:val="0"/>
-          <w:bCs w:val="0"/>
-          <w:sz w:val="20"/>
-          <w:szCs w:val="20"/>
-        </w:rPr>
-        <w:t>instituis F</w:t>
+      <w:proofErr w:type="spellStart"/>
+      <w:r>
+        <w:rPr>
+          <w:rStyle w:val="Witnesses"/>
+          <w:rFonts w:ascii="Brill" w:hAnsi="Brill"/>
+          <w:b w:val="0"/>
+          <w:bCs w:val="0"/>
+          <w:sz w:val="20"/>
+          <w:szCs w:val="20"/>
+          <w:lang w:val="es-ES"/>
+        </w:rPr>
+        <w:t>c</w:t>
+      </w:r>
+      <w:r>
+        <w:rPr>
+          <w:rStyle w:val="Witnesses"/>
+          <w:rFonts w:ascii="Brill" w:hAnsi="Brill"/>
+          <w:b w:val="0"/>
+          <w:bCs w:val="0"/>
+          <w:sz w:val="20"/>
+          <w:szCs w:val="20"/>
+          <w:lang w:val="es-ES"/>
+        </w:rPr>
+        <w:t>ontigit</w:t>
+      </w:r>
+      <w:proofErr w:type="spellEnd"/>
+      <w:r>
+        <w:rPr>
+          <w:rStyle w:val="Witnesses"/>
+          <w:rFonts w:ascii="Brill" w:hAnsi="Brill"/>
+          <w:b w:val="0"/>
+          <w:bCs w:val="0"/>
+          <w:sz w:val="20"/>
+          <w:szCs w:val="20"/>
+          <w:lang w:val="es-ES"/>
+        </w:rPr>
+        <w:t xml:space="preserve"> </w:t>
+      </w:r>
+      <w:proofErr w:type="spellStart"/>
+      <w:r>
+        <w:rPr>
+          <w:rStyle w:val="Witnesses"/>
+          <w:rFonts w:ascii="Brill" w:hAnsi="Brill"/>
+          <w:b w:val="0"/>
+          <w:bCs w:val="0"/>
+          <w:sz w:val="20"/>
+          <w:szCs w:val="20"/>
+          <w:lang w:val="es-ES"/>
+        </w:rPr>
+        <w:t>semel</w:t>
+      </w:r>
+      <w:proofErr w:type="spellEnd"/>
+      <w:r>
+        <w:rPr>
+          <w:rStyle w:val="Witnesses"/>
+          <w:rFonts w:ascii="Brill" w:hAnsi="Brill"/>
+          <w:b w:val="0"/>
+          <w:bCs w:val="0"/>
+          <w:sz w:val="20"/>
+          <w:szCs w:val="20"/>
+          <w:lang w:val="es-ES"/>
+        </w:rPr>
+        <w:t xml:space="preserve"> F</w:t>
       </w:r>
     </w:p>
   </w:footnote>
@@ -1382,6 +1620,7 @@
           <w:rFonts w:ascii="Brill" w:hAnsi="Brill"/>
           <w:sz w:val="20"/>
           <w:szCs w:val="20"/>
+          <w:lang w:val="es-ES"/>
         </w:rPr>
       </w:pPr>
       <w:r>
@@ -1390,6 +1629,7 @@
           <w:rFonts w:ascii="Brill" w:hAnsi="Brill"/>
           <w:sz w:val="20"/>
           <w:szCs w:val="20"/>
+          <w:lang w:val="es-ES"/>
         </w:rPr>
         <w:footnoteRef/>
       </w:r>
@@ -1398,128 +1638,95 @@
           <w:rFonts w:ascii="Brill" w:hAnsi="Brill"/>
           <w:sz w:val="20"/>
           <w:szCs w:val="20"/>
-        </w:rPr>
-        <w:t xml:space="preserve"> </w:t>
-      </w:r>
-      <w:r>
-        <w:rPr>
-          <w:rFonts w:ascii="Brill" w:hAnsi="Brill"/>
-          <w:sz w:val="20"/>
-          <w:szCs w:val="20"/>
-        </w:rPr>
-        <w:t>acaeciome</w:t>
-      </w:r>
-      <w:r>
-        <w:rPr>
-          <w:rStyle w:val="Italic"/>
-          <w:rFonts w:ascii="Brill" w:hAnsi="Brill"/>
-          <w:i w:val="0"/>
-          <w:iCs w:val="0"/>
-          <w:sz w:val="20"/>
-          <w:szCs w:val="20"/>
-        </w:rPr>
-        <w:t xml:space="preserve"> </w:t>
-      </w:r>
-      <w:r>
-        <w:rPr>
-          <w:rStyle w:val="Italic"/>
-          <w:rFonts w:ascii="Brill" w:hAnsi="Brill"/>
-          <w:sz w:val="20"/>
-          <w:szCs w:val="20"/>
-        </w:rPr>
-        <w:t>add.</w:t>
-      </w:r>
-      <w:r>
-        <w:rPr>
-          <w:rFonts w:ascii="Brill" w:hAnsi="Brill"/>
-          <w:sz w:val="20"/>
-          <w:szCs w:val="20"/>
-        </w:rPr>
-        <w:t xml:space="preserve"> as</w:t>
-      </w:r>
-      <w:r>
-        <w:rPr>
-          <w:rFonts w:ascii="Brill" w:hAnsi="Brill"/>
-          <w:sz w:val="20"/>
-          <w:szCs w:val="20"/>
-        </w:rPr>
-        <w:t>í</w:t>
-      </w:r>
-      <w:r>
-        <w:rPr>
-          <w:rFonts w:ascii="Brill" w:hAnsi="Brill"/>
-          <w:sz w:val="20"/>
-          <w:szCs w:val="20"/>
-        </w:rPr>
-        <w:t xml:space="preserve"> </w:t>
-      </w:r>
-      <w:r>
-        <w:rPr>
-          <w:rStyle w:val="Witnesses"/>
-          <w:rFonts w:ascii="Brill" w:hAnsi="Brill"/>
-          <w:b w:val="0"/>
-          <w:bCs w:val="0"/>
-          <w:sz w:val="20"/>
-          <w:szCs w:val="20"/>
-        </w:rPr>
-        <w:t>AH</w:t>
-      </w:r>
-      <w:r>
-        <w:rPr>
-          <w:rStyle w:val="Witnesses"/>
-          <w:rFonts w:ascii="Brill" w:hAnsi="Brill"/>
-          <w:b w:val="0"/>
-          <w:bCs w:val="0"/>
-          <w:sz w:val="20"/>
-          <w:szCs w:val="20"/>
-        </w:rPr>
-        <w:t>I</w:t>
-      </w:r>
-      <w:r>
-        <w:rPr>
-          <w:rStyle w:val="Witnesses"/>
-          <w:rFonts w:ascii="Brill" w:hAnsi="Brill"/>
-          <w:b w:val="0"/>
-          <w:bCs w:val="0"/>
-          <w:i w:val="0"/>
-          <w:iCs w:val="0"/>
-          <w:sz w:val="20"/>
-          <w:szCs w:val="20"/>
-        </w:rPr>
-        <w:t xml:space="preserve"> | </w:t>
-      </w:r>
-      <w:r>
-        <w:rPr>
-          <w:rStyle w:val="Witnesses"/>
-          <w:rFonts w:ascii="Brill" w:hAnsi="Brill"/>
-          <w:b w:val="0"/>
-          <w:bCs w:val="0"/>
-          <w:sz w:val="20"/>
-          <w:szCs w:val="20"/>
-        </w:rPr>
-        <w:t>c</w:t>
-      </w:r>
-      <w:r>
-        <w:rPr>
-          <w:rStyle w:val="Witnesses"/>
-          <w:rFonts w:ascii="Brill" w:hAnsi="Brill"/>
-          <w:b w:val="0"/>
-          <w:bCs w:val="0"/>
-          <w:sz w:val="20"/>
-          <w:szCs w:val="20"/>
-        </w:rPr>
-        <w:t>ontigit semel</w:t>
-      </w:r>
-      <w:r>
-        <w:rPr>
-          <w:rStyle w:val="Witnesses"/>
-          <w:rFonts w:ascii="Brill" w:hAnsi="Brill"/>
-          <w:b w:val="0"/>
-          <w:bCs w:val="0"/>
-          <w:sz w:val="20"/>
-          <w:szCs w:val="20"/>
-        </w:rPr>
-        <w:t xml:space="preserve"> F</w:t>
+          <w:lang w:val="es-ES"/>
+        </w:rPr>
+        <w:t xml:space="preserve"> d</w:t>
+      </w:r>
+      <w:r>
+        <w:rPr>
+          <w:rFonts w:ascii="Brill" w:hAnsi="Brill"/>
+          <w:sz w:val="20"/>
+          <w:szCs w:val="20"/>
+          <w:lang w:val="es-ES"/>
+        </w:rPr>
+        <w:t>’</w:t>
+      </w:r>
+      <w:r>
+        <w:rPr>
+          <w:rFonts w:ascii="Brill" w:hAnsi="Brill"/>
+          <w:sz w:val="20"/>
+          <w:szCs w:val="20"/>
+          <w:lang w:val="es-ES"/>
+        </w:rPr>
+        <w:t xml:space="preserve">estas </w:t>
+      </w:r>
+      <w:r>
+        <w:rPr>
+          <w:rStyle w:val="Witnesses"/>
+          <w:rFonts w:ascii="Brill" w:hAnsi="Brill"/>
+          <w:b w:val="0"/>
+          <w:bCs w:val="0"/>
+          <w:sz w:val="20"/>
+          <w:szCs w:val="20"/>
+          <w:lang w:val="es-ES"/>
+        </w:rPr>
+        <w:t>A</w:t>
+      </w:r>
+      <w:r>
+        <w:rPr>
+          <w:rFonts w:ascii="Brill" w:hAnsi="Brill"/>
+          <w:i/>
+          <w:iCs/>
+          <w:sz w:val="20"/>
+          <w:szCs w:val="20"/>
+          <w:lang w:val="es-ES"/>
+        </w:rPr>
+        <w:t>B</w:t>
+      </w:r>
+      <w:r>
+        <w:rPr>
+          <w:rStyle w:val="Witnesses"/>
+          <w:rFonts w:ascii="Brill" w:hAnsi="Brill"/>
+          <w:b w:val="0"/>
+          <w:bCs w:val="0"/>
+          <w:sz w:val="20"/>
+          <w:szCs w:val="20"/>
+          <w:lang w:val="es-ES"/>
+        </w:rPr>
+        <w:t>C</w:t>
+      </w:r>
+      <w:r>
+        <w:rPr>
+          <w:rFonts w:ascii="Brill" w:hAnsi="Brill"/>
+          <w:sz w:val="20"/>
+          <w:szCs w:val="20"/>
+          <w:lang w:val="es-ES"/>
+        </w:rPr>
+        <w:t xml:space="preserve">] de aquellas </w:t>
+      </w:r>
+      <w:r>
+        <w:rPr>
+          <w:rStyle w:val="Witnesses"/>
+          <w:rFonts w:ascii="Brill" w:hAnsi="Brill"/>
+          <w:b w:val="0"/>
+          <w:bCs w:val="0"/>
+          <w:sz w:val="20"/>
+          <w:szCs w:val="20"/>
+          <w:lang w:val="es-ES"/>
+        </w:rPr>
+        <w:t>DE</w:t>
+      </w:r>
+      <w:r>
+        <w:rPr>
+          <w:rStyle w:val="Witnesses"/>
+          <w:rFonts w:ascii="Brill" w:hAnsi="Brill"/>
+          <w:b w:val="0"/>
+          <w:bCs w:val="0"/>
+          <w:sz w:val="20"/>
+          <w:szCs w:val="20"/>
+          <w:lang w:val="es-ES"/>
+        </w:rPr>
+        <w:t>HI</w:t>
       </w:r>
     </w:p>
   </w:footnote>
@@ -1530,6 +1737,7 @@
           <w:rFonts w:ascii="Brill" w:hAnsi="Brill"/>
           <w:sz w:val="20"/>
           <w:szCs w:val="20"/>
+          <w:lang w:val="es-ES"/>
         </w:rPr>
       </w:pPr>
       <w:r>
@@ -1538,6 +1746,7 @@
           <w:rFonts w:ascii="Brill" w:hAnsi="Brill"/>
           <w:sz w:val="20"/>
           <w:szCs w:val="20"/>
+          <w:lang w:val="es-ES"/>
         </w:rPr>
         <w:footnoteRef/>
       </w:r>
@@ -1546,86 +1755,73 @@
           <w:rFonts w:ascii="Brill" w:hAnsi="Brill"/>
           <w:sz w:val="20"/>
           <w:szCs w:val="20"/>
-        </w:rPr>
-        <w:t xml:space="preserve"> d</w:t>
-      </w:r>
-      <w:r>
-        <w:rPr>
-          <w:rFonts w:ascii="Brill" w:hAnsi="Brill"/>
-          <w:sz w:val="20"/>
-          <w:szCs w:val="20"/>
-        </w:rPr>
-        <w:t>’</w:t>
-      </w:r>
-      <w:r>
-        <w:rPr>
-          <w:rFonts w:ascii="Brill" w:hAnsi="Brill"/>
-          <w:sz w:val="20"/>
-          <w:szCs w:val="20"/>
-        </w:rPr>
-        <w:t xml:space="preserve">estas </w:t>
-      </w:r>
-      <w:r>
-        <w:rPr>
-          <w:rStyle w:val="Witnesses"/>
-          <w:rFonts w:ascii="Brill" w:hAnsi="Brill"/>
-          <w:b w:val="0"/>
-          <w:bCs w:val="0"/>
-          <w:sz w:val="20"/>
-          <w:szCs w:val="20"/>
-        </w:rPr>
-        <w:t>A</w:t>
-      </w:r>
-      <w:r>
-        <w:rPr>
-          <w:rFonts w:ascii="Brill" w:hAnsi="Brill"/>
-          <w:i/>
-          <w:iCs/>
-          <w:sz w:val="20"/>
-          <w:szCs w:val="20"/>
-        </w:rPr>
-        <w:t>B</w:t>
-      </w:r>
-      <w:r>
-        <w:rPr>
-          <w:rStyle w:val="Witnesses"/>
-          <w:rFonts w:ascii="Brill" w:hAnsi="Brill"/>
-          <w:b w:val="0"/>
-          <w:bCs w:val="0"/>
-          <w:sz w:val="20"/>
-          <w:szCs w:val="20"/>
-        </w:rPr>
-        <w:t>C</w:t>
-      </w:r>
-      <w:r>
-        <w:rPr>
-          <w:rFonts w:ascii="Brill" w:hAnsi="Brill"/>
-          <w:sz w:val="20"/>
-          <w:szCs w:val="20"/>
-        </w:rPr>
-        <w:t xml:space="preserve">] de aquellas </w:t>
-      </w:r>
-      <w:r>
-        <w:rPr>
-          <w:rStyle w:val="Witnesses"/>
-          <w:rFonts w:ascii="Brill" w:hAnsi="Brill"/>
-          <w:b w:val="0"/>
-          <w:bCs w:val="0"/>
-          <w:sz w:val="20"/>
-          <w:szCs w:val="20"/>
-        </w:rPr>
-        <w:t>DE</w:t>
-      </w:r>
-      <w:r>
-        <w:rPr>
-          <w:rStyle w:val="Witnesses"/>
-          <w:rFonts w:ascii="Brill" w:hAnsi="Brill"/>
-          <w:b w:val="0"/>
-          <w:bCs w:val="0"/>
-          <w:sz w:val="20"/>
-          <w:szCs w:val="20"/>
-        </w:rPr>
-        <w:t>HI</w:t>
+          <w:lang w:val="es-ES"/>
+        </w:rPr>
+        <w:t xml:space="preserve"> las </w:t>
+      </w:r>
+      <w:r>
+        <w:rPr>
+          <w:rStyle w:val="Witnesses"/>
+          <w:rFonts w:ascii="Brill" w:hAnsi="Brill"/>
+          <w:b w:val="0"/>
+          <w:bCs w:val="0"/>
+          <w:sz w:val="20"/>
+          <w:szCs w:val="20"/>
+          <w:lang w:val="es-ES"/>
+        </w:rPr>
+        <w:t>BDE</w:t>
+      </w:r>
+      <w:r>
+        <w:rPr>
+          <w:rFonts w:ascii="Brill" w:hAnsi="Brill"/>
+          <w:sz w:val="20"/>
+          <w:szCs w:val="20"/>
+          <w:lang w:val="es-ES"/>
+        </w:rPr>
+        <w:t xml:space="preserve">] </w:t>
+      </w:r>
+      <w:proofErr w:type="spellStart"/>
+      <w:r>
+        <w:rPr>
+          <w:rStyle w:val="Italic"/>
+          <w:rFonts w:ascii="Brill" w:hAnsi="Brill"/>
+          <w:sz w:val="20"/>
+          <w:szCs w:val="20"/>
+          <w:lang w:val="es-ES"/>
+        </w:rPr>
+        <w:t>om</w:t>
+      </w:r>
+      <w:proofErr w:type="spellEnd"/>
+      <w:r>
+        <w:rPr>
+          <w:rStyle w:val="Italic"/>
+          <w:rFonts w:ascii="Brill" w:hAnsi="Brill"/>
+          <w:sz w:val="20"/>
+          <w:szCs w:val="20"/>
+          <w:lang w:val="es-ES"/>
+        </w:rPr>
+        <w:t>.</w:t>
+      </w:r>
+      <w:r>
+        <w:rPr>
+          <w:rFonts w:ascii="Brill" w:hAnsi="Brill"/>
+          <w:sz w:val="20"/>
+          <w:szCs w:val="20"/>
+          <w:lang w:val="es-ES"/>
+        </w:rPr>
+        <w:t xml:space="preserve"> </w:t>
+      </w:r>
+      <w:r>
+        <w:rPr>
+          <w:rStyle w:val="Witnesses"/>
+          <w:rFonts w:ascii="Brill" w:hAnsi="Brill"/>
+          <w:b w:val="0"/>
+          <w:bCs w:val="0"/>
+          <w:sz w:val="20"/>
+          <w:szCs w:val="20"/>
+          <w:lang w:val="es-ES"/>
+        </w:rPr>
+        <w:t>AHI</w:t>
       </w:r>
     </w:p>
   </w:footnote>
@@ -1636,6 +1832,7 @@
           <w:rFonts w:ascii="Brill" w:hAnsi="Brill"/>
           <w:sz w:val="20"/>
           <w:szCs w:val="20"/>
+          <w:lang w:val="es-ES"/>
         </w:rPr>
       </w:pPr>
       <w:r>
@@ -1644,6 +1841,7 @@
           <w:rFonts w:ascii="Brill" w:hAnsi="Brill"/>
           <w:sz w:val="20"/>
           <w:szCs w:val="20"/>
+          <w:lang w:val="es-ES"/>
         </w:rPr>
         <w:footnoteRef/>
       </w:r>
@@ -1652,42 +1850,25 @@
           <w:rFonts w:ascii="Brill" w:hAnsi="Brill"/>
           <w:sz w:val="20"/>
           <w:szCs w:val="20"/>
-        </w:rPr>
-        <w:t xml:space="preserve"> las </w:t>
-      </w:r>
-      <w:r>
-        <w:rPr>
-          <w:rStyle w:val="Witnesses"/>
-          <w:rFonts w:ascii="Brill" w:hAnsi="Brill"/>
-          <w:b w:val="0"/>
-          <w:bCs w:val="0"/>
-          <w:sz w:val="20"/>
-          <w:szCs w:val="20"/>
-        </w:rPr>
-        <w:t>BDE</w:t>
-      </w:r>
-      <w:r>
-        <w:rPr>
-          <w:rFonts w:ascii="Brill" w:hAnsi="Brill"/>
-          <w:sz w:val="20"/>
-          <w:szCs w:val="20"/>
-        </w:rPr>
-        <w:t xml:space="preserve">] </w:t>
-      </w:r>
-      <w:r>
-        <w:rPr>
-          <w:rStyle w:val="Italic"/>
-          <w:rFonts w:ascii="Brill" w:hAnsi="Brill"/>
-          <w:sz w:val="20"/>
-          <w:szCs w:val="20"/>
-        </w:rPr>
-        <w:t>om.</w:t>
-      </w:r>
-      <w:r>
-        <w:rPr>
-          <w:rFonts w:ascii="Brill" w:hAnsi="Brill"/>
-          <w:sz w:val="20"/>
-          <w:szCs w:val="20"/>
+          <w:lang w:val="es-ES"/>
+        </w:rPr>
+        <w:t xml:space="preserve"> o</w:t>
+      </w:r>
+      <w:r>
+        <w:rPr>
+          <w:rFonts w:ascii="Brill" w:hAnsi="Brill"/>
+          <w:sz w:val="20"/>
+          <w:szCs w:val="20"/>
+          <w:lang w:val="es-ES"/>
+        </w:rPr>
+        <w:t>í</w:t>
+      </w:r>
+      <w:r>
+        <w:rPr>
+          <w:rFonts w:ascii="Brill" w:hAnsi="Brill"/>
+          <w:sz w:val="20"/>
+          <w:szCs w:val="20"/>
+          <w:lang w:val="es-ES"/>
         </w:rPr>
         <w:t xml:space="preserve"> </w:t>
       </w:r>
@@ -1699,8 +1880,54 @@
           <w:bCs w:val="0"/>
           <w:sz w:val="20"/>
           <w:szCs w:val="20"/>
-        </w:rPr>
-        <w:t>AHI</w:t>
+          <w:lang w:val="es-ES"/>
+        </w:rPr>
+        <w:t>B</w:t>
+      </w:r>
+      <w:r>
+        <w:rPr>
+          <w:rStyle w:val="Witnesses"/>
+          <w:rFonts w:ascii="Brill" w:hAnsi="Brill"/>
+          <w:b w:val="0"/>
+          <w:bCs w:val="0"/>
+          <w:sz w:val="20"/>
+          <w:szCs w:val="20"/>
+          <w:lang w:val="es-ES"/>
+        </w:rPr>
+        <w:t>E</w:t>
+      </w:r>
+      <w:r>
+        <w:rPr>
+          <w:rStyle w:val="Witnesses"/>
+          <w:rFonts w:ascii="Brill" w:hAnsi="Brill"/>
+          <w:b w:val="0"/>
+          <w:bCs w:val="0"/>
+          <w:sz w:val="20"/>
+          <w:szCs w:val="20"/>
+          <w:lang w:val="es-ES"/>
+        </w:rPr>
+        <w:t>HI</w:t>
+      </w:r>
+      <w:r>
+        <w:rPr>
+          <w:rFonts w:ascii="Brill" w:hAnsi="Brill"/>
+          <w:sz w:val="20"/>
+          <w:szCs w:val="20"/>
+          <w:lang w:val="es-ES"/>
+        </w:rPr>
+        <w:t xml:space="preserve">] vi </w:t>
+      </w:r>
+      <w:r>
+        <w:rPr>
+          <w:rStyle w:val="Witnesses"/>
+          <w:rFonts w:ascii="Brill" w:hAnsi="Brill"/>
+          <w:b w:val="0"/>
+          <w:bCs w:val="0"/>
+          <w:sz w:val="20"/>
+          <w:szCs w:val="20"/>
+          <w:lang w:val="es-ES"/>
+        </w:rPr>
+        <w:t>AD</w:t>
       </w:r>
     </w:p>
   </w:footnote>
@@ -1711,6 +1938,7 @@
           <w:rFonts w:ascii="Brill" w:hAnsi="Brill"/>
           <w:sz w:val="20"/>
           <w:szCs w:val="20"/>
+          <w:lang w:val="es-ES"/>
         </w:rPr>
       </w:pPr>
       <w:r>
@@ -1719,6 +1947,7 @@
           <w:rFonts w:ascii="Brill" w:hAnsi="Brill"/>
           <w:sz w:val="20"/>
           <w:szCs w:val="20"/>
+          <w:lang w:val="es-ES"/>
         </w:rPr>
         <w:footnoteRef/>
       </w:r>
@@ -1727,76 +1956,42 @@
           <w:rFonts w:ascii="Brill" w:hAnsi="Brill"/>
           <w:sz w:val="20"/>
           <w:szCs w:val="20"/>
-        </w:rPr>
-        <w:t xml:space="preserve"> o</w:t>
-      </w:r>
-      <w:r>
-        <w:rPr>
-          <w:rFonts w:ascii="Brill" w:hAnsi="Brill"/>
-          <w:sz w:val="20"/>
-          <w:szCs w:val="20"/>
-        </w:rPr>
-        <w:t>í</w:t>
-      </w:r>
-      <w:r>
-        <w:rPr>
-          <w:rFonts w:ascii="Brill" w:hAnsi="Brill"/>
-          <w:sz w:val="20"/>
-          <w:szCs w:val="20"/>
-        </w:rPr>
-        <w:t xml:space="preserve"> </w:t>
-      </w:r>
-      <w:r>
-        <w:rPr>
-          <w:rStyle w:val="Witnesses"/>
-          <w:rFonts w:ascii="Brill" w:hAnsi="Brill"/>
-          <w:b w:val="0"/>
-          <w:bCs w:val="0"/>
-          <w:sz w:val="20"/>
-          <w:szCs w:val="20"/>
-        </w:rPr>
-        <w:t>B</w:t>
-      </w:r>
-      <w:r>
-        <w:rPr>
-          <w:rStyle w:val="Witnesses"/>
-          <w:rFonts w:ascii="Brill" w:hAnsi="Brill"/>
-          <w:b w:val="0"/>
-          <w:bCs w:val="0"/>
-          <w:sz w:val="20"/>
-          <w:szCs w:val="20"/>
-        </w:rPr>
-        <w:t>E</w:t>
-      </w:r>
-      <w:r>
-        <w:rPr>
-          <w:rStyle w:val="Witnesses"/>
-          <w:rFonts w:ascii="Brill" w:hAnsi="Brill"/>
-          <w:b w:val="0"/>
-          <w:bCs w:val="0"/>
-          <w:sz w:val="20"/>
-          <w:szCs w:val="20"/>
-        </w:rPr>
-        <w:t>HI</w:t>
-      </w:r>
-      <w:r>
-        <w:rPr>
-          <w:rFonts w:ascii="Brill" w:hAnsi="Brill"/>
-          <w:sz w:val="20"/>
-          <w:szCs w:val="20"/>
-        </w:rPr>
-        <w:t xml:space="preserve">] vi </w:t>
-      </w:r>
-      <w:r>
-        <w:rPr>
-          <w:rStyle w:val="Witnesses"/>
-          <w:rFonts w:ascii="Brill" w:hAnsi="Brill"/>
-          <w:b w:val="0"/>
-          <w:bCs w:val="0"/>
-          <w:sz w:val="20"/>
-          <w:szCs w:val="20"/>
-        </w:rPr>
-        <w:t>AD</w:t>
+          <w:lang w:val="es-ES"/>
+        </w:rPr>
+        <w:t xml:space="preserve"> que </w:t>
+      </w:r>
+      <w:r>
+        <w:rPr>
+          <w:rStyle w:val="Witnesses"/>
+          <w:rFonts w:ascii="Brill" w:hAnsi="Brill"/>
+          <w:b w:val="0"/>
+          <w:bCs w:val="0"/>
+          <w:sz w:val="20"/>
+          <w:szCs w:val="20"/>
+          <w:lang w:val="es-ES"/>
+        </w:rPr>
+        <w:t>D</w:t>
+      </w:r>
+      <w:r>
+        <w:rPr>
+          <w:rFonts w:ascii="Brill" w:hAnsi="Brill"/>
+          <w:sz w:val="20"/>
+          <w:szCs w:val="20"/>
+          <w:lang w:val="es-ES"/>
+        </w:rPr>
+        <w:t xml:space="preserve">] e </w:t>
+      </w:r>
+      <w:r>
+        <w:rPr>
+          <w:rStyle w:val="Witnesses"/>
+          <w:rFonts w:ascii="Brill" w:hAnsi="Brill"/>
+          <w:b w:val="0"/>
+          <w:bCs w:val="0"/>
+          <w:sz w:val="20"/>
+          <w:szCs w:val="20"/>
+          <w:lang w:val="es-ES"/>
+        </w:rPr>
+        <w:t>AHI</w:t>
       </w:r>
     </w:p>
   </w:footnote>
@@ -1805,8 +2000,11 @@
       <w:pPr>
         <w:rPr>
           <w:rFonts w:ascii="Brill" w:hAnsi="Brill"/>
-          <w:sz w:val="20"/>
-          <w:szCs w:val="20"/>
+          <w:i/>
+          <w:iCs/>
+          <w:sz w:val="20"/>
+          <w:szCs w:val="20"/>
+          <w:lang w:val="es-ES"/>
         </w:rPr>
       </w:pPr>
       <w:r>
@@ -1815,6 +2013,7 @@
           <w:rFonts w:ascii="Brill" w:hAnsi="Brill"/>
           <w:sz w:val="20"/>
           <w:szCs w:val="20"/>
+          <w:lang w:val="es-ES"/>
         </w:rPr>
         <w:footnoteRef/>
       </w:r>
@@ -1823,38 +2022,128 @@
           <w:rFonts w:ascii="Brill" w:hAnsi="Brill"/>
           <w:sz w:val="20"/>
           <w:szCs w:val="20"/>
-        </w:rPr>
-        <w:t xml:space="preserve"> que </w:t>
-      </w:r>
-      <w:r>
-        <w:rPr>
-          <w:rStyle w:val="Witnesses"/>
-          <w:rFonts w:ascii="Brill" w:hAnsi="Brill"/>
-          <w:b w:val="0"/>
-          <w:bCs w:val="0"/>
-          <w:sz w:val="20"/>
-          <w:szCs w:val="20"/>
+          <w:lang w:val="es-ES"/>
+        </w:rPr>
+        <w:t xml:space="preserve"> par</w:t>
+      </w:r>
+      <w:r>
+        <w:rPr>
+          <w:rFonts w:ascii="Brill" w:hAnsi="Brill"/>
+          <w:sz w:val="20"/>
+          <w:szCs w:val="20"/>
+          <w:lang w:val="es-ES"/>
+        </w:rPr>
+        <w:t>é</w:t>
+      </w:r>
+      <w:r>
+        <w:rPr>
+          <w:rFonts w:ascii="Brill" w:hAnsi="Brill"/>
+          <w:sz w:val="20"/>
+          <w:szCs w:val="20"/>
+          <w:lang w:val="es-ES"/>
+        </w:rPr>
+        <w:t xml:space="preserve"> </w:t>
+      </w:r>
+      <w:r>
+        <w:rPr>
+          <w:rStyle w:val="Witnesses"/>
+          <w:rFonts w:ascii="Brill" w:hAnsi="Brill"/>
+          <w:b w:val="0"/>
+          <w:bCs w:val="0"/>
+          <w:sz w:val="20"/>
+          <w:szCs w:val="20"/>
+          <w:lang w:val="es-ES"/>
+        </w:rPr>
+        <w:t>ACH</w:t>
+      </w:r>
+      <w:r>
+        <w:rPr>
+          <w:rFonts w:ascii="Brill" w:hAnsi="Brill"/>
+          <w:sz w:val="20"/>
+          <w:szCs w:val="20"/>
+          <w:lang w:val="es-ES"/>
+        </w:rPr>
+        <w:t>] met</w:t>
+      </w:r>
+      <w:r>
+        <w:rPr>
+          <w:rFonts w:ascii="Brill" w:hAnsi="Brill"/>
+          <w:sz w:val="20"/>
+          <w:szCs w:val="20"/>
+          <w:lang w:val="es-ES"/>
+        </w:rPr>
+        <w:t>í</w:t>
+      </w:r>
+      <w:r>
+        <w:rPr>
+          <w:rFonts w:ascii="Brill" w:hAnsi="Brill"/>
+          <w:sz w:val="20"/>
+          <w:szCs w:val="20"/>
+          <w:lang w:val="es-ES"/>
+        </w:rPr>
+        <w:t xml:space="preserve"> </w:t>
+      </w:r>
+      <w:r>
+        <w:rPr>
+          <w:rStyle w:val="Witnesses"/>
+          <w:rFonts w:ascii="Brill" w:hAnsi="Brill"/>
+          <w:b w:val="0"/>
+          <w:bCs w:val="0"/>
+          <w:sz w:val="20"/>
+          <w:szCs w:val="20"/>
+          <w:lang w:val="es-ES"/>
+        </w:rPr>
+        <w:t>B</w:t>
+      </w:r>
+      <w:r>
+        <w:rPr>
+          <w:rStyle w:val="Witnesses"/>
+          <w:rFonts w:ascii="Brill" w:hAnsi="Brill"/>
+          <w:b w:val="0"/>
+          <w:bCs w:val="0"/>
+          <w:sz w:val="20"/>
+          <w:szCs w:val="20"/>
+          <w:lang w:val="es-ES"/>
         </w:rPr>
         <w:t>D</w:t>
       </w:r>
       <w:r>
         <w:rPr>
-          <w:rFonts w:ascii="Brill" w:hAnsi="Brill"/>
-          <w:sz w:val="20"/>
-          <w:szCs w:val="20"/>
-        </w:rPr>
-        <w:t xml:space="preserve">] e </w:t>
-      </w:r>
-      <w:r>
-        <w:rPr>
-          <w:rStyle w:val="Witnesses"/>
-          <w:rFonts w:ascii="Brill" w:hAnsi="Brill"/>
-          <w:b w:val="0"/>
-          <w:bCs w:val="0"/>
-          <w:sz w:val="20"/>
-          <w:szCs w:val="20"/>
-        </w:rPr>
-        <w:t>AHI</w:t>
+          <w:rStyle w:val="Witnesses"/>
+          <w:rFonts w:ascii="Brill" w:hAnsi="Brill"/>
+          <w:b w:val="0"/>
+          <w:bCs w:val="0"/>
+          <w:sz w:val="20"/>
+          <w:szCs w:val="20"/>
+          <w:lang w:val="es-ES"/>
+        </w:rPr>
+        <w:t>I</w:t>
+      </w:r>
+      <w:r>
+        <w:rPr>
+          <w:rStyle w:val="Witnesses"/>
+          <w:rFonts w:ascii="Brill" w:hAnsi="Brill"/>
+          <w:b w:val="0"/>
+          <w:bCs w:val="0"/>
+          <w:i w:val="0"/>
+          <w:iCs w:val="0"/>
+          <w:sz w:val="20"/>
+          <w:szCs w:val="20"/>
+          <w:lang w:val="es-ES"/>
+        </w:rPr>
+        <w:t xml:space="preserve"> | entendí </w:t>
+      </w:r>
+      <w:r>
+        <w:rPr>
+          <w:rStyle w:val="Witnesses"/>
+          <w:rFonts w:ascii="Brill" w:hAnsi="Brill"/>
+          <w:b w:val="0"/>
+          <w:bCs w:val="0"/>
+          <w:sz w:val="20"/>
+          <w:szCs w:val="20"/>
+          <w:lang w:val="es-ES"/>
+        </w:rPr>
+        <w:t>E</w:t>
       </w:r>
     </w:p>
   </w:footnote>
@@ -1865,6 +2154,7 @@
           <w:rFonts w:ascii="Brill" w:hAnsi="Brill"/>
           <w:sz w:val="20"/>
           <w:szCs w:val="20"/>
+          <w:lang w:val="es-ES"/>
         </w:rPr>
       </w:pPr>
       <w:r>
@@ -1873,6 +2163,7 @@
           <w:rFonts w:ascii="Brill" w:hAnsi="Brill"/>
           <w:sz w:val="20"/>
           <w:szCs w:val="20"/>
+          <w:lang w:val="es-ES"/>
         </w:rPr>
         <w:footnoteRef/>
       </w:r>
@@ -1881,92 +2172,77 @@
           <w:rFonts w:ascii="Brill" w:hAnsi="Brill"/>
           <w:sz w:val="20"/>
           <w:szCs w:val="20"/>
-        </w:rPr>
-        <w:t xml:space="preserve"> par</w:t>
-      </w:r>
-      <w:r>
-        <w:rPr>
-          <w:rFonts w:ascii="Brill" w:hAnsi="Brill"/>
-          <w:sz w:val="20"/>
-          <w:szCs w:val="20"/>
-        </w:rPr>
-        <w:t>é</w:t>
-      </w:r>
-      <w:r>
-        <w:rPr>
-          <w:rFonts w:ascii="Brill" w:hAnsi="Brill"/>
-          <w:sz w:val="20"/>
-          <w:szCs w:val="20"/>
-        </w:rPr>
-        <w:t xml:space="preserve"> </w:t>
-      </w:r>
-      <w:r>
-        <w:rPr>
-          <w:rStyle w:val="Witnesses"/>
-          <w:rFonts w:ascii="Brill" w:hAnsi="Brill"/>
-          <w:b w:val="0"/>
-          <w:bCs w:val="0"/>
-          <w:sz w:val="20"/>
-          <w:szCs w:val="20"/>
-        </w:rPr>
-        <w:t>ACH</w:t>
-      </w:r>
-      <w:r>
-        <w:rPr>
-          <w:rFonts w:ascii="Brill" w:hAnsi="Brill"/>
-          <w:sz w:val="20"/>
-          <w:szCs w:val="20"/>
-        </w:rPr>
-        <w:t>] met</w:t>
-      </w:r>
-      <w:r>
-        <w:rPr>
-          <w:rFonts w:ascii="Brill" w:hAnsi="Brill"/>
-          <w:sz w:val="20"/>
-          <w:szCs w:val="20"/>
-        </w:rPr>
-        <w:t>í</w:t>
-      </w:r>
-      <w:r>
-        <w:rPr>
-          <w:rFonts w:ascii="Brill" w:hAnsi="Brill"/>
-          <w:sz w:val="20"/>
-          <w:szCs w:val="20"/>
-        </w:rPr>
-        <w:t xml:space="preserve"> </w:t>
-      </w:r>
-      <w:r>
-        <w:rPr>
-          <w:rStyle w:val="Witnesses"/>
-          <w:rFonts w:ascii="Brill" w:hAnsi="Brill"/>
-          <w:b w:val="0"/>
-          <w:bCs w:val="0"/>
-          <w:sz w:val="20"/>
-          <w:szCs w:val="20"/>
-        </w:rPr>
-        <w:t>B</w:t>
-      </w:r>
-      <w:r>
-        <w:rPr>
-          <w:rStyle w:val="Witnesses"/>
-          <w:rFonts w:ascii="Brill" w:hAnsi="Brill"/>
-          <w:b w:val="0"/>
-          <w:bCs w:val="0"/>
-          <w:sz w:val="20"/>
-          <w:szCs w:val="20"/>
-        </w:rPr>
-        <w:t>D</w:t>
-      </w:r>
-      <w:r>
-        <w:rPr>
-          <w:rStyle w:val="Witnesses"/>
-          <w:rFonts w:ascii="Brill" w:hAnsi="Brill"/>
-          <w:b w:val="0"/>
-          <w:bCs w:val="0"/>
-          <w:sz w:val="20"/>
-          <w:szCs w:val="20"/>
-        </w:rPr>
-        <w:t>I</w:t>
+          <w:lang w:val="es-ES"/>
+        </w:rPr>
+        <w:t xml:space="preserve"> muchas </w:t>
+      </w:r>
+      <w:r>
+        <w:rPr>
+          <w:rStyle w:val="Italic"/>
+          <w:rFonts w:ascii="Brill" w:hAnsi="Brill"/>
+          <w:sz w:val="20"/>
+          <w:szCs w:val="20"/>
+          <w:lang w:val="es-ES"/>
+        </w:rPr>
+        <w:t>add.</w:t>
+      </w:r>
+      <w:r>
+        <w:rPr>
+          <w:rFonts w:ascii="Brill" w:hAnsi="Brill"/>
+          <w:sz w:val="20"/>
+          <w:szCs w:val="20"/>
+          <w:lang w:val="es-ES"/>
+        </w:rPr>
+        <w:t xml:space="preserve"> cosas </w:t>
+      </w:r>
+      <w:r>
+        <w:rPr>
+          <w:rFonts w:ascii="Brill" w:hAnsi="Brill"/>
+          <w:i/>
+          <w:iCs/>
+          <w:sz w:val="20"/>
+          <w:szCs w:val="20"/>
+          <w:lang w:val="es-ES"/>
+        </w:rPr>
+        <w:t>DE</w:t>
+      </w:r>
+      <w:r>
+        <w:rPr>
+          <w:rStyle w:val="Witnesses"/>
+          <w:rFonts w:ascii="Brill" w:hAnsi="Brill"/>
+          <w:b w:val="0"/>
+          <w:bCs w:val="0"/>
+          <w:sz w:val="20"/>
+          <w:szCs w:val="20"/>
+          <w:lang w:val="es-ES"/>
+        </w:rPr>
+        <w:t>HI</w:t>
+      </w:r>
+      <w:r>
+        <w:rPr>
+          <w:rStyle w:val="Witnesses"/>
+          <w:rFonts w:ascii="Brill" w:hAnsi="Brill"/>
+          <w:b w:val="0"/>
+          <w:bCs w:val="0"/>
+          <w:i w:val="0"/>
+          <w:iCs w:val="0"/>
+          <w:sz w:val="20"/>
+          <w:szCs w:val="20"/>
+          <w:lang w:val="es-ES"/>
+        </w:rPr>
+        <w:t xml:space="preserve"> | </w:t>
+      </w:r>
+      <w:r>
+        <w:rPr>
+          <w:rStyle w:val="Witnesses"/>
+          <w:rFonts w:ascii="Brill" w:hAnsi="Brill"/>
+          <w:b w:val="0"/>
+          <w:bCs w:val="0"/>
+          <w:sz w:val="20"/>
+          <w:szCs w:val="20"/>
+          <w:lang w:val="es-ES"/>
+        </w:rPr>
+        <w:t>magna ex parte F</w:t>
       </w:r>
     </w:p>
   </w:footnote>
@@ -1977,6 +2253,7 @@
           <w:rFonts w:ascii="Brill" w:hAnsi="Brill"/>
           <w:sz w:val="20"/>
           <w:szCs w:val="20"/>
+          <w:lang w:val="es-ES"/>
         </w:rPr>
       </w:pPr>
       <w:r>
@@ -1985,6 +2262,7 @@
           <w:rFonts w:ascii="Brill" w:hAnsi="Brill"/>
           <w:sz w:val="20"/>
           <w:szCs w:val="20"/>
+          <w:lang w:val="es-ES"/>
         </w:rPr>
         <w:footnoteRef/>
       </w:r>
@@ -1993,25 +2271,30 @@
           <w:rFonts w:ascii="Brill" w:hAnsi="Brill"/>
           <w:sz w:val="20"/>
           <w:szCs w:val="20"/>
-        </w:rPr>
-        <w:t xml:space="preserve"> muchas </w:t>
-      </w:r>
-      <w:r>
-        <w:rPr>
-          <w:rStyle w:val="Italic"/>
-          <w:rFonts w:ascii="Brill" w:hAnsi="Brill"/>
-          <w:sz w:val="20"/>
-          <w:szCs w:val="20"/>
-        </w:rPr>
-        <w:t>add.</w:t>
-      </w:r>
-      <w:r>
-        <w:rPr>
-          <w:rFonts w:ascii="Brill" w:hAnsi="Brill"/>
-          <w:sz w:val="20"/>
-          <w:szCs w:val="20"/>
-        </w:rPr>
-        <w:t xml:space="preserve"> cosas </w:t>
+          <w:lang w:val="es-ES"/>
+        </w:rPr>
+        <w:t xml:space="preserve"> enante </w:t>
+      </w:r>
+      <w:r>
+        <w:rPr>
+          <w:rStyle w:val="Witnesses"/>
+          <w:rFonts w:ascii="Brill" w:hAnsi="Brill"/>
+          <w:b w:val="0"/>
+          <w:bCs w:val="0"/>
+          <w:sz w:val="20"/>
+          <w:szCs w:val="20"/>
+          <w:lang w:val="es-ES"/>
+        </w:rPr>
+        <w:t>A</w:t>
+      </w:r>
+      <w:r>
+        <w:rPr>
+          <w:rFonts w:ascii="Brill" w:hAnsi="Brill"/>
+          <w:sz w:val="20"/>
+          <w:szCs w:val="20"/>
+          <w:lang w:val="es-ES"/>
+        </w:rPr>
+        <w:t xml:space="preserve">] ante </w:t>
       </w:r>
       <w:r>
         <w:rPr>
@@ -2020,43 +2303,83 @@
           <w:iCs/>
           <w:sz w:val="20"/>
           <w:szCs w:val="20"/>
-        </w:rPr>
-        <w:t>DE</w:t>
-      </w:r>
-      <w:r>
-        <w:rPr>
-          <w:rStyle w:val="Witnesses"/>
-          <w:rFonts w:ascii="Brill" w:hAnsi="Brill"/>
-          <w:b w:val="0"/>
-          <w:bCs w:val="0"/>
-          <w:sz w:val="20"/>
-          <w:szCs w:val="20"/>
-        </w:rPr>
-        <w:t>HI</w:t>
-      </w:r>
-      <w:r>
-        <w:rPr>
-          <w:rStyle w:val="Witnesses"/>
-          <w:rFonts w:ascii="Brill" w:hAnsi="Brill"/>
-          <w:b w:val="0"/>
-          <w:bCs w:val="0"/>
-          <w:i w:val="0"/>
-          <w:iCs w:val="0"/>
-          <w:sz w:val="20"/>
-          <w:szCs w:val="20"/>
+          <w:lang w:val="es-ES"/>
+        </w:rPr>
+        <w:t>B</w:t>
+      </w:r>
+      <w:r>
+        <w:rPr>
+          <w:rStyle w:val="Witnesses"/>
+          <w:rFonts w:ascii="Brill" w:hAnsi="Brill"/>
+          <w:b w:val="0"/>
+          <w:bCs w:val="0"/>
+          <w:sz w:val="20"/>
+          <w:szCs w:val="20"/>
+          <w:lang w:val="es-ES"/>
+        </w:rPr>
+        <w:t>CI</w:t>
+      </w:r>
+      <w:r>
+        <w:rPr>
+          <w:rFonts w:ascii="Brill" w:hAnsi="Brill"/>
+          <w:sz w:val="20"/>
+          <w:szCs w:val="20"/>
+          <w:lang w:val="es-ES"/>
         </w:rPr>
         <w:t xml:space="preserve"> | </w:t>
       </w:r>
-      <w:r>
-        <w:rPr>
-          <w:rStyle w:val="Witnesses"/>
-          <w:rFonts w:ascii="Brill" w:hAnsi="Brill"/>
-          <w:b w:val="0"/>
-          <w:bCs w:val="0"/>
-          <w:sz w:val="20"/>
-          <w:szCs w:val="20"/>
-        </w:rPr>
-        <w:t>magna ex parte F</w:t>
+      <w:proofErr w:type="gramStart"/>
+      <w:r>
+        <w:rPr>
+          <w:rFonts w:ascii="Brill" w:hAnsi="Brill"/>
+          <w:sz w:val="20"/>
+          <w:szCs w:val="20"/>
+          <w:lang w:val="es-ES"/>
+        </w:rPr>
+        <w:t>enantes</w:t>
+      </w:r>
+      <w:proofErr w:type="gramEnd"/>
+      <w:r>
+        <w:rPr>
+          <w:rFonts w:ascii="Brill" w:hAnsi="Brill"/>
+          <w:sz w:val="20"/>
+          <w:szCs w:val="20"/>
+          <w:lang w:val="es-ES"/>
+        </w:rPr>
+        <w:t xml:space="preserve"> </w:t>
+      </w:r>
+      <w:r>
+        <w:rPr>
+          <w:rStyle w:val="Witnesses"/>
+          <w:rFonts w:ascii="Brill" w:hAnsi="Brill"/>
+          <w:b w:val="0"/>
+          <w:bCs w:val="0"/>
+          <w:sz w:val="20"/>
+          <w:szCs w:val="20"/>
+          <w:lang w:val="es-ES"/>
+        </w:rPr>
+        <w:t>D</w:t>
+      </w:r>
+      <w:r>
+        <w:rPr>
+          <w:rFonts w:ascii="Brill" w:hAnsi="Brill"/>
+          <w:sz w:val="20"/>
+          <w:szCs w:val="20"/>
+          <w:lang w:val="es-ES"/>
+        </w:rPr>
+        <w:t xml:space="preserve"> | antes </w:t>
+      </w:r>
+      <w:r>
+        <w:rPr>
+          <w:rStyle w:val="Witnesses"/>
+          <w:rFonts w:ascii="Brill" w:hAnsi="Brill"/>
+          <w:b w:val="0"/>
+          <w:bCs w:val="0"/>
+          <w:sz w:val="20"/>
+          <w:szCs w:val="20"/>
+          <w:lang w:val="es-ES"/>
+        </w:rPr>
+        <w:t>EH</w:t>
       </w:r>
     </w:p>
   </w:footnote>
@@ -2067,6 +2390,7 @@
           <w:rFonts w:ascii="Brill" w:hAnsi="Brill"/>
           <w:sz w:val="20"/>
           <w:szCs w:val="20"/>
+          <w:lang w:val="es-ES"/>
         </w:rPr>
       </w:pPr>
       <w:r>
@@ -2075,6 +2399,7 @@
           <w:rFonts w:ascii="Brill" w:hAnsi="Brill"/>
           <w:sz w:val="20"/>
           <w:szCs w:val="20"/>
+          <w:lang w:val="es-ES"/>
         </w:rPr>
         <w:footnoteRef/>
       </w:r>
@@ -2083,27 +2408,27 @@
           <w:rFonts w:ascii="Brill" w:hAnsi="Brill"/>
           <w:sz w:val="20"/>
           <w:szCs w:val="20"/>
-        </w:rPr>
-        <w:t xml:space="preserve"> enante </w:t>
-      </w:r>
-      <w:r>
-        <w:rPr>
-          <w:rStyle w:val="Witnesses"/>
-          <w:rFonts w:ascii="Brill" w:hAnsi="Brill"/>
-          <w:b w:val="0"/>
-          <w:bCs w:val="0"/>
-          <w:sz w:val="20"/>
-          <w:szCs w:val="20"/>
-        </w:rPr>
-        <w:t>A</w:t>
-      </w:r>
-      <w:r>
-        <w:rPr>
-          <w:rFonts w:ascii="Brill" w:hAnsi="Brill"/>
-          <w:sz w:val="20"/>
-          <w:szCs w:val="20"/>
-        </w:rPr>
-        <w:t xml:space="preserve">] ante </w:t>
+          <w:lang w:val="es-ES"/>
+        </w:rPr>
+        <w:t xml:space="preserve"> </w:t>
+      </w:r>
+      <w:r>
+        <w:rPr>
+          <w:rFonts w:ascii="Brill" w:hAnsi="Brill"/>
+          <w:sz w:val="20"/>
+          <w:szCs w:val="20"/>
+          <w:lang w:val="es-ES"/>
+        </w:rPr>
+        <w:t>veer</w:t>
+      </w:r>
+      <w:r>
+        <w:rPr>
+          <w:rFonts w:ascii="Brill" w:hAnsi="Brill"/>
+          <w:sz w:val="20"/>
+          <w:szCs w:val="20"/>
+          <w:lang w:val="es-ES"/>
+        </w:rPr>
+        <w:t xml:space="preserve"> </w:t>
       </w:r>
       <w:r>
         <w:rPr>
@@ -2112,73 +2437,100 @@
           <w:iCs/>
           <w:sz w:val="20"/>
           <w:szCs w:val="20"/>
-        </w:rPr>
-        <w:t>B</w:t>
-      </w:r>
-      <w:r>
-        <w:rPr>
-          <w:rStyle w:val="Witnesses"/>
-          <w:rFonts w:ascii="Brill" w:hAnsi="Brill"/>
-          <w:b w:val="0"/>
-          <w:bCs w:val="0"/>
-          <w:sz w:val="20"/>
-          <w:szCs w:val="20"/>
-        </w:rPr>
-        <w:t>CI</w:t>
-      </w:r>
-      <w:r>
-        <w:rPr>
-          <w:rFonts w:ascii="Brill" w:hAnsi="Brill"/>
-          <w:sz w:val="20"/>
-          <w:szCs w:val="20"/>
-        </w:rPr>
-        <w:t xml:space="preserve"> | enantes </w:t>
-      </w:r>
-      <w:r>
-        <w:rPr>
-          <w:rStyle w:val="Witnesses"/>
-          <w:rFonts w:ascii="Brill" w:hAnsi="Brill"/>
-          <w:b w:val="0"/>
-          <w:bCs w:val="0"/>
-          <w:sz w:val="20"/>
-          <w:szCs w:val="20"/>
-        </w:rPr>
-        <w:t>D</w:t>
-      </w:r>
-      <w:r>
-        <w:rPr>
-          <w:rFonts w:ascii="Brill" w:hAnsi="Brill"/>
-          <w:sz w:val="20"/>
-          <w:szCs w:val="20"/>
+          <w:lang w:val="es-ES"/>
+        </w:rPr>
+        <w:t>ACDI</w:t>
+      </w:r>
+      <w:r>
+        <w:rPr>
+          <w:rFonts w:ascii="Brill" w:hAnsi="Brill"/>
+          <w:sz w:val="20"/>
+          <w:szCs w:val="20"/>
+          <w:lang w:val="es-ES"/>
+        </w:rPr>
+        <w:t xml:space="preserve">] </w:t>
+      </w:r>
+      <w:r>
+        <w:rPr>
+          <w:rFonts w:ascii="Brill" w:hAnsi="Brill"/>
+          <w:sz w:val="20"/>
+          <w:szCs w:val="20"/>
+          <w:lang w:val="es-ES"/>
+        </w:rPr>
+        <w:t>aver</w:t>
+      </w:r>
+      <w:r>
+        <w:rPr>
+          <w:rFonts w:ascii="Brill" w:hAnsi="Brill"/>
+          <w:sz w:val="20"/>
+          <w:szCs w:val="20"/>
+          <w:lang w:val="es-ES"/>
         </w:rPr>
         <w:t xml:space="preserve"> </w:t>
       </w:r>
       <w:r>
         <w:rPr>
-          <w:rFonts w:ascii="Brill" w:hAnsi="Brill"/>
-          <w:sz w:val="20"/>
-          <w:szCs w:val="20"/>
+          <w:rStyle w:val="Witnesses"/>
+          <w:rFonts w:ascii="Brill" w:hAnsi="Brill"/>
+          <w:b w:val="0"/>
+          <w:bCs w:val="0"/>
+          <w:sz w:val="20"/>
+          <w:szCs w:val="20"/>
+          <w:lang w:val="es-ES"/>
+        </w:rPr>
+        <w:t>BEH</w:t>
+      </w:r>
+      <w:r>
+        <w:rPr>
+          <w:rStyle w:val="Witnesses"/>
+          <w:rFonts w:ascii="Brill" w:hAnsi="Brill"/>
+          <w:b w:val="0"/>
+          <w:bCs w:val="0"/>
+          <w:sz w:val="20"/>
+          <w:szCs w:val="20"/>
+          <w:lang w:val="es-ES"/>
+        </w:rPr>
+        <w:t xml:space="preserve"> </w:t>
+      </w:r>
+      <w:r>
+        <w:rPr>
+          <w:rStyle w:val="Witnesses"/>
+          <w:rFonts w:ascii="Brill" w:hAnsi="Brill"/>
+          <w:b w:val="0"/>
+          <w:bCs w:val="0"/>
+          <w:i w:val="0"/>
+          <w:iCs w:val="0"/>
+          <w:sz w:val="20"/>
+          <w:szCs w:val="20"/>
+          <w:lang w:val="es-ES"/>
         </w:rPr>
         <w:t xml:space="preserve">| </w:t>
       </w:r>
-      <w:r>
-        <w:rPr>
-          <w:rFonts w:ascii="Brill" w:hAnsi="Brill"/>
-          <w:sz w:val="20"/>
-          <w:szCs w:val="20"/>
-        </w:rPr>
-        <w:t xml:space="preserve">antes </w:t>
-      </w:r>
-      <w:r>
-        <w:rPr>
-          <w:rStyle w:val="Witnesses"/>
-          <w:rFonts w:ascii="Brill" w:hAnsi="Brill"/>
-          <w:b w:val="0"/>
-          <w:bCs w:val="0"/>
-          <w:sz w:val="20"/>
-          <w:szCs w:val="20"/>
-        </w:rPr>
-        <w:t>EH</w:t>
+      <w:proofErr w:type="spellStart"/>
+      <w:r>
+        <w:rPr>
+          <w:rStyle w:val="Witnesses"/>
+          <w:rFonts w:ascii="Brill" w:hAnsi="Brill"/>
+          <w:b w:val="0"/>
+          <w:bCs w:val="0"/>
+          <w:sz w:val="20"/>
+          <w:szCs w:val="20"/>
+          <w:lang w:val="es-ES"/>
+        </w:rPr>
+        <w:t>velitare</w:t>
+      </w:r>
+      <w:proofErr w:type="spellEnd"/>
+      <w:r>
+        <w:rPr>
+          <w:rStyle w:val="Witnesses"/>
+          <w:rFonts w:ascii="Brill" w:hAnsi="Brill"/>
+          <w:b w:val="0"/>
+          <w:bCs w:val="0"/>
+          <w:sz w:val="20"/>
+          <w:szCs w:val="20"/>
+          <w:lang w:val="es-ES"/>
+        </w:rPr>
+        <w:t xml:space="preserve"> F</w:t>
       </w:r>
     </w:p>
   </w:footnote>
@@ -2189,6 +2541,7 @@
           <w:rFonts w:ascii="Brill" w:hAnsi="Brill"/>
           <w:sz w:val="20"/>
           <w:szCs w:val="20"/>
+          <w:lang w:val="es-ES"/>
         </w:rPr>
       </w:pPr>
       <w:r>
@@ -2197,6 +2550,7 @@
           <w:rFonts w:ascii="Brill" w:hAnsi="Brill"/>
           <w:sz w:val="20"/>
           <w:szCs w:val="20"/>
+          <w:lang w:val="es-ES"/>
         </w:rPr>
         <w:footnoteRef/>
       </w:r>
@@ -2205,36 +2559,57 @@
           <w:rFonts w:ascii="Brill" w:hAnsi="Brill"/>
           <w:sz w:val="20"/>
           <w:szCs w:val="20"/>
-        </w:rPr>
-        <w:t xml:space="preserve"> ante </w:t>
-      </w:r>
-      <w:r>
-        <w:rPr>
-          <w:rStyle w:val="Witnesses"/>
-          <w:rFonts w:ascii="Brill" w:hAnsi="Brill"/>
-          <w:b w:val="0"/>
-          <w:bCs w:val="0"/>
-          <w:sz w:val="20"/>
-          <w:szCs w:val="20"/>
-        </w:rPr>
-        <w:t>BHI</w:t>
-      </w:r>
-      <w:r>
-        <w:rPr>
-          <w:rFonts w:ascii="Brill" w:hAnsi="Brill"/>
-          <w:sz w:val="20"/>
-          <w:szCs w:val="20"/>
-        </w:rPr>
-        <w:t xml:space="preserve">] veer </w:t>
-      </w:r>
-      <w:r>
-        <w:rPr>
-          <w:rStyle w:val="Witnesses"/>
-          <w:rFonts w:ascii="Brill" w:hAnsi="Brill"/>
-          <w:b w:val="0"/>
-          <w:bCs w:val="0"/>
-          <w:sz w:val="20"/>
-          <w:szCs w:val="20"/>
+          <w:lang w:val="es-ES"/>
+        </w:rPr>
+        <w:t xml:space="preserve"> con </w:t>
+      </w:r>
+      <w:proofErr w:type="spellStart"/>
+      <w:r>
+        <w:rPr>
+          <w:rFonts w:ascii="Brill" w:hAnsi="Brill"/>
+          <w:sz w:val="20"/>
+          <w:szCs w:val="20"/>
+          <w:lang w:val="es-ES"/>
+        </w:rPr>
+        <w:t>v</w:t>
+      </w:r>
+      <w:r>
+        <w:rPr>
+          <w:rFonts w:ascii="Brill" w:hAnsi="Brill"/>
+          <w:sz w:val="20"/>
+          <w:szCs w:val="20"/>
+          <w:lang w:val="es-ES"/>
+        </w:rPr>
+        <w:t>ó</w:t>
+      </w:r>
+      <w:r>
+        <w:rPr>
+          <w:rFonts w:ascii="Brill" w:hAnsi="Brill"/>
+          <w:sz w:val="20"/>
+          <w:szCs w:val="20"/>
+          <w:lang w:val="es-ES"/>
+        </w:rPr>
+        <w:t>s</w:t>
+      </w:r>
+      <w:proofErr w:type="spellEnd"/>
+      <w:r>
+        <w:rPr>
+          <w:rFonts w:ascii="Brill" w:hAnsi="Brill"/>
+          <w:sz w:val="20"/>
+          <w:szCs w:val="20"/>
+          <w:lang w:val="es-ES"/>
+        </w:rPr>
+        <w:t xml:space="preserve"> </w:t>
+      </w:r>
+      <w:r>
+        <w:rPr>
+          <w:rStyle w:val="Witnesses"/>
+          <w:rFonts w:ascii="Brill" w:hAnsi="Brill"/>
+          <w:b w:val="0"/>
+          <w:bCs w:val="0"/>
+          <w:sz w:val="20"/>
+          <w:szCs w:val="20"/>
+          <w:lang w:val="es-ES"/>
         </w:rPr>
         <w:t>AC</w:t>
       </w:r>
@@ -2243,268 +2618,144 @@
           <w:rFonts w:ascii="Brill" w:hAnsi="Brill"/>
           <w:sz w:val="20"/>
           <w:szCs w:val="20"/>
-        </w:rPr>
-        <w:t xml:space="preserve"> | antes </w:t>
-      </w:r>
-      <w:r>
-        <w:rPr>
-          <w:rStyle w:val="Witnesses"/>
-          <w:rFonts w:ascii="Brill" w:hAnsi="Brill"/>
-          <w:b w:val="0"/>
-          <w:bCs w:val="0"/>
-          <w:sz w:val="20"/>
-          <w:szCs w:val="20"/>
-        </w:rPr>
-        <w:t>D</w:t>
-      </w:r>
-      <w:r>
-        <w:rPr>
-          <w:rStyle w:val="Witnesses"/>
-          <w:rFonts w:ascii="Brill" w:hAnsi="Brill"/>
-          <w:b w:val="0"/>
-          <w:bCs w:val="0"/>
-          <w:sz w:val="20"/>
-          <w:szCs w:val="20"/>
-        </w:rPr>
-        <w:t>E</w:t>
+          <w:lang w:val="es-ES"/>
+        </w:rPr>
+        <w:t xml:space="preserve">] </w:t>
+      </w:r>
+      <w:proofErr w:type="spellStart"/>
+      <w:r>
+        <w:rPr>
+          <w:rFonts w:ascii="Brill" w:hAnsi="Brill"/>
+          <w:sz w:val="20"/>
+          <w:szCs w:val="20"/>
+          <w:lang w:val="es-ES"/>
+        </w:rPr>
+        <w:t>co</w:t>
+      </w:r>
+      <w:r>
+        <w:rPr>
+          <w:rFonts w:ascii="Brill" w:hAnsi="Brill"/>
+          <w:sz w:val="20"/>
+          <w:szCs w:val="20"/>
+          <w:lang w:val="es-ES"/>
+        </w:rPr>
+        <w:t>m</w:t>
+      </w:r>
+      <w:r>
+        <w:rPr>
+          <w:rFonts w:ascii="Brill" w:hAnsi="Brill"/>
+          <w:sz w:val="20"/>
+          <w:szCs w:val="20"/>
+          <w:lang w:val="es-ES"/>
+        </w:rPr>
+        <w:t>busco</w:t>
+      </w:r>
+      <w:proofErr w:type="spellEnd"/>
+      <w:r>
+        <w:rPr>
+          <w:rFonts w:ascii="Brill" w:hAnsi="Brill"/>
+          <w:sz w:val="20"/>
+          <w:szCs w:val="20"/>
+          <w:lang w:val="es-ES"/>
+        </w:rPr>
+        <w:t xml:space="preserve"> </w:t>
+      </w:r>
+      <w:r>
+        <w:rPr>
+          <w:rStyle w:val="Witnesses"/>
+          <w:rFonts w:ascii="Brill" w:hAnsi="Brill"/>
+          <w:b w:val="0"/>
+          <w:bCs w:val="0"/>
+          <w:sz w:val="20"/>
+          <w:szCs w:val="20"/>
+          <w:lang w:val="es-ES"/>
+        </w:rPr>
+        <w:t>BI</w:t>
+      </w:r>
+      <w:r>
+        <w:rPr>
+          <w:rFonts w:ascii="Brill" w:hAnsi="Brill"/>
+          <w:sz w:val="20"/>
+          <w:szCs w:val="20"/>
+          <w:lang w:val="es-ES"/>
+        </w:rPr>
+        <w:t xml:space="preserve"> | contigo </w:t>
+      </w:r>
+      <w:r>
+        <w:rPr>
+          <w:rFonts w:ascii="Brill" w:hAnsi="Brill"/>
+          <w:i/>
+          <w:iCs/>
+          <w:sz w:val="20"/>
+          <w:szCs w:val="20"/>
+          <w:lang w:val="es-ES"/>
+        </w:rPr>
+        <w:t>DE</w:t>
+      </w:r>
+      <w:r>
+        <w:rPr>
+          <w:rStyle w:val="Witnesses"/>
+          <w:rFonts w:ascii="Brill" w:hAnsi="Brill"/>
+          <w:b w:val="0"/>
+          <w:bCs w:val="0"/>
+          <w:sz w:val="20"/>
+          <w:szCs w:val="20"/>
+          <w:lang w:val="es-ES"/>
+        </w:rPr>
+        <w:t>H</w:t>
       </w:r>
     </w:p>
   </w:footnote>
   <w:footnote w:id="13">
     <w:p>
       <w:pPr>
-        <w:rPr>
-          <w:rFonts w:ascii="Brill" w:hAnsi="Brill"/>
-          <w:sz w:val="20"/>
-          <w:szCs w:val="20"/>
-        </w:rPr>
-      </w:pPr>
-      <w:r>
-        <w:rPr>
-          <w:rStyle w:val="Appelnotedebasdep"/>
-          <w:rFonts w:ascii="Brill" w:hAnsi="Brill"/>
-          <w:sz w:val="20"/>
-          <w:szCs w:val="20"/>
-        </w:rPr>
-        <w:footnoteRef/>
-      </w:r>
-      <w:r>
-        <w:rPr>
-          <w:rFonts w:ascii="Brill" w:hAnsi="Brill"/>
-          <w:sz w:val="20"/>
-          <w:szCs w:val="20"/>
-        </w:rPr>
-        <w:t xml:space="preserve"> </w:t>
-      </w:r>
-      <w:r>
-        <w:rPr>
-          <w:rFonts w:ascii="Brill" w:hAnsi="Brill"/>
-          <w:sz w:val="20"/>
-          <w:szCs w:val="20"/>
-        </w:rPr>
-        <w:t xml:space="preserve">aver </w:t>
-      </w:r>
-      <w:r>
+        <w:pStyle w:val="Notedebasdepage"/>
         <w:rPr>
           <w:rFonts w:ascii="Brill" w:hAnsi="Brill"/>
           <w:i/>
           <w:iCs/>
-          <w:sz w:val="20"/>
-          <w:szCs w:val="20"/>
-        </w:rPr>
-        <w:t>BEH</w:t>
-      </w:r>
-      <w:r>
-        <w:rPr>
-          <w:rFonts w:ascii="Brill" w:hAnsi="Brill"/>
-          <w:sz w:val="20"/>
-          <w:szCs w:val="20"/>
-        </w:rPr>
-        <w:t xml:space="preserve">] </w:t>
-      </w:r>
-      <w:r>
-        <w:rPr>
-          <w:rFonts w:ascii="Brill" w:hAnsi="Brill"/>
-          <w:sz w:val="20"/>
-          <w:szCs w:val="20"/>
-        </w:rPr>
-        <w:t xml:space="preserve">veer </w:t>
-      </w:r>
-      <w:r>
-        <w:rPr>
-          <w:rStyle w:val="Witnesses"/>
-          <w:rFonts w:ascii="Brill" w:hAnsi="Brill"/>
-          <w:b w:val="0"/>
-          <w:bCs w:val="0"/>
-          <w:sz w:val="20"/>
-          <w:szCs w:val="20"/>
-        </w:rPr>
-        <w:t>AC</w:t>
-      </w:r>
-      <w:r>
-        <w:rPr>
-          <w:rStyle w:val="Witnesses"/>
-          <w:rFonts w:ascii="Brill" w:hAnsi="Brill"/>
-          <w:b w:val="0"/>
-          <w:bCs w:val="0"/>
-          <w:sz w:val="20"/>
-          <w:szCs w:val="20"/>
-        </w:rPr>
-        <w:t>D</w:t>
-      </w:r>
-      <w:r>
-        <w:rPr>
-          <w:rStyle w:val="Witnesses"/>
-          <w:rFonts w:ascii="Brill" w:hAnsi="Brill"/>
-          <w:b w:val="0"/>
-          <w:bCs w:val="0"/>
-          <w:sz w:val="20"/>
-          <w:szCs w:val="20"/>
-        </w:rPr>
-        <w:t>I</w:t>
-      </w:r>
-      <w:r>
-        <w:rPr>
-          <w:rStyle w:val="Witnesses"/>
-          <w:rFonts w:ascii="Brill" w:hAnsi="Brill"/>
-          <w:b w:val="0"/>
-          <w:bCs w:val="0"/>
-          <w:i w:val="0"/>
-          <w:iCs w:val="0"/>
-          <w:sz w:val="20"/>
-          <w:szCs w:val="20"/>
-        </w:rPr>
-        <w:t xml:space="preserve"> | </w:t>
-      </w:r>
-      <w:r>
-        <w:rPr>
-          <w:rStyle w:val="Witnesses"/>
-          <w:rFonts w:ascii="Brill" w:hAnsi="Brill"/>
-          <w:b w:val="0"/>
-          <w:bCs w:val="0"/>
-          <w:sz w:val="20"/>
-          <w:szCs w:val="20"/>
-        </w:rPr>
-        <w:t>velitare F</w:t>
-      </w:r>
-    </w:p>
-  </w:footnote>
-  <w:footnote w:id="14">
-    <w:p>
-      <w:pPr>
-        <w:rPr>
-          <w:rFonts w:ascii="Brill" w:hAnsi="Brill"/>
-          <w:sz w:val="20"/>
-          <w:szCs w:val="20"/>
+          <w:lang w:val="es-ES"/>
         </w:rPr>
       </w:pPr>
       <w:r>
         <w:rPr>
           <w:rStyle w:val="Appelnotedebasdep"/>
           <w:rFonts w:ascii="Brill" w:hAnsi="Brill"/>
-          <w:sz w:val="20"/>
-          <w:szCs w:val="20"/>
+          <w:lang w:val="es-ES"/>
         </w:rPr>
         <w:footnoteRef/>
       </w:r>
       <w:r>
         <w:rPr>
           <w:rFonts w:ascii="Brill" w:hAnsi="Brill"/>
-          <w:sz w:val="20"/>
-          <w:szCs w:val="20"/>
-        </w:rPr>
-        <w:t xml:space="preserve"> con v</w:t>
-      </w:r>
-      <w:r>
-        <w:rPr>
-          <w:rFonts w:ascii="Brill" w:hAnsi="Brill"/>
-          <w:sz w:val="20"/>
-          <w:szCs w:val="20"/>
-        </w:rPr>
-        <w:t>ó</w:t>
-      </w:r>
-      <w:r>
-        <w:rPr>
-          <w:rFonts w:ascii="Brill" w:hAnsi="Brill"/>
-          <w:sz w:val="20"/>
-          <w:szCs w:val="20"/>
-        </w:rPr>
-        <w:t xml:space="preserve">s </w:t>
-      </w:r>
-      <w:r>
-        <w:rPr>
-          <w:rStyle w:val="Witnesses"/>
-          <w:rFonts w:ascii="Brill" w:hAnsi="Brill"/>
-          <w:b w:val="0"/>
-          <w:bCs w:val="0"/>
-          <w:sz w:val="20"/>
-          <w:szCs w:val="20"/>
-        </w:rPr>
-        <w:t>AC</w:t>
-      </w:r>
-      <w:r>
-        <w:rPr>
-          <w:rFonts w:ascii="Brill" w:hAnsi="Brill"/>
-          <w:sz w:val="20"/>
-          <w:szCs w:val="20"/>
-        </w:rPr>
-        <w:t>] co</w:t>
-      </w:r>
-      <w:r>
-        <w:rPr>
-          <w:rFonts w:ascii="Brill" w:hAnsi="Brill"/>
-          <w:sz w:val="20"/>
-          <w:szCs w:val="20"/>
-        </w:rPr>
-        <w:t>m</w:t>
-      </w:r>
-      <w:r>
-        <w:rPr>
-          <w:rFonts w:ascii="Brill" w:hAnsi="Brill"/>
-          <w:sz w:val="20"/>
-          <w:szCs w:val="20"/>
-        </w:rPr>
-        <w:t xml:space="preserve">busco </w:t>
-      </w:r>
-      <w:r>
-        <w:rPr>
-          <w:rStyle w:val="Witnesses"/>
-          <w:rFonts w:ascii="Brill" w:hAnsi="Brill"/>
-          <w:b w:val="0"/>
-          <w:bCs w:val="0"/>
-          <w:sz w:val="20"/>
-          <w:szCs w:val="20"/>
-        </w:rPr>
-        <w:t>BI</w:t>
-      </w:r>
-      <w:r>
-        <w:rPr>
-          <w:rFonts w:ascii="Brill" w:hAnsi="Brill"/>
-          <w:sz w:val="20"/>
-          <w:szCs w:val="20"/>
-        </w:rPr>
-        <w:t xml:space="preserve"> | contigo </w:t>
+          <w:lang w:val="es-ES"/>
+        </w:rPr>
+        <w:t xml:space="preserve"> entendedes </w:t>
       </w:r>
       <w:r>
         <w:rPr>
           <w:rFonts w:ascii="Brill" w:hAnsi="Brill"/>
           <w:i/>
           <w:iCs/>
-          <w:sz w:val="20"/>
-          <w:szCs w:val="20"/>
-        </w:rPr>
-        <w:t>DE</w:t>
-      </w:r>
-      <w:r>
-        <w:rPr>
-          <w:rStyle w:val="Witnesses"/>
-          <w:rFonts w:ascii="Brill" w:hAnsi="Brill"/>
-          <w:b w:val="0"/>
-          <w:bCs w:val="0"/>
-          <w:sz w:val="20"/>
-          <w:szCs w:val="20"/>
-        </w:rPr>
-        <w:t>H</w:t>
+          <w:lang w:val="es-ES"/>
+        </w:rPr>
+        <w:t>add.</w:t>
+      </w:r>
+      <w:r>
+        <w:rPr>
+          <w:rFonts w:ascii="Brill" w:hAnsi="Brill"/>
+          <w:lang w:val="es-ES"/>
+        </w:rPr>
+        <w:t xml:space="preserve"> e </w:t>
+      </w:r>
+      <w:r>
+        <w:rPr>
+          <w:rFonts w:ascii="Brill" w:hAnsi="Brill"/>
+          <w:i/>
+          <w:iCs/>
+          <w:lang w:val="es-ES"/>
+        </w:rPr>
+        <w:t>DHI</w:t>
       </w:r>
     </w:p>
   </w:footnote>
@@ -3117,6 +3368,31 @@
       <w:vertAlign w:val="superscript"/>
     </w:rPr>
   </w:style>
+  <w:style w:type="paragraph" w:styleId="Notedebasdepage">
+    <w:name w:val="footnote text"/>
+    <w:basedOn w:val="Normal"/>
+    <w:link w:val="NotedebasdepageCar"/>
+    <w:uiPriority w:val="99"/>
+    <w:semiHidden/>
+    <w:unhideWhenUsed/>
+    <w:rsid w:val="00AA1D9E"/>
+    <w:rPr>
+      <w:sz w:val="20"/>
+      <w:szCs w:val="20"/>
+    </w:rPr>
+  </w:style>
+  <w:style w:type="character" w:customStyle="1" w:styleId="NotedebasdepageCar">
+    <w:name w:val="Note de bas de page Car"/>
+    <w:basedOn w:val="Policepardfaut"/>
+    <w:link w:val="Notedebasdepage"/>
+    <w:uiPriority w:val="99"/>
+    <w:semiHidden/>
+    <w:rsid w:val="00AA1D9E"/>
+    <w:rPr>
+      <w:sz w:val="20"/>
+      <w:szCs w:val="20"/>
+    </w:rPr>
+  </w:style>
 </w:styles>
 </file>
 
